--- a/Sprint2/Analyse modèles.docx
+++ b/Sprint2/Analyse modèles.docx
@@ -14,7 +14,7 @@
           <w:b/>
           <w:bCs/>
         </w:rPr>
-        <w:t>Rapport d'analyse de performance : Modèles de Classification (Baseline vs. Optimisés)</w:t>
+        <w:t>Rapport d'Analyse de Performance : Modèles de Classification pour la Maintenance Prédictive</w:t>
       </w:r>
     </w:p>
     <w:p>
@@ -29,20 +29,28 @@
           <w:b/>
           <w:bCs/>
         </w:rPr>
-        <w:t>1. Résumé Analytique</w:t>
+        <w:t>1. Introduction et Objectifs de l'Analyse</w:t>
       </w:r>
     </w:p>
     <w:p>
       <w:r>
-        <w:t>Ce rapport présente une évaluation critique de la performance d'algorithmes de classification en configurations "</w:t>
+        <w:t xml:space="preserve">La présente analyse technique évalue la performance de trois architectures de classification — Régression Logistique (LR), Random Forest (RF) et </w:t>
       </w:r>
       <w:proofErr w:type="spellStart"/>
       <w:r>
+        <w:t>XGBoost</w:t>
+      </w:r>
+      <w:proofErr w:type="spellEnd"/>
+      <w:r>
+        <w:t xml:space="preserve"> (XGB) — dans le cadre de la détection proactive de pannes industrielles. L'objectif est de comparer rigoureusement les versions "</w:t>
+      </w:r>
+      <w:proofErr w:type="spellStart"/>
+      <w:r>
         <w:t>baseline</w:t>
       </w:r>
       <w:proofErr w:type="spellEnd"/>
       <w:r>
-        <w:t>" et "</w:t>
+        <w:t>" (paramétrage par défaut) et "</w:t>
       </w:r>
       <w:proofErr w:type="spellStart"/>
       <w:r>
@@ -50,192 +58,27 @@
       </w:r>
       <w:proofErr w:type="spellEnd"/>
       <w:r>
-        <w:t>". L'analyse met en lumière un compromis (</w:t>
-      </w:r>
-      <w:proofErr w:type="spellStart"/>
-      <w:r>
-        <w:t>trade</w:t>
-      </w:r>
-      <w:proofErr w:type="spellEnd"/>
-      <w:r>
-        <w:t>-off) catastrophique entre la détection exhaustive des pannes et la pertinence opérationnelle. Alors que les modèles de base ignorent la classe minoritaire, les modèles optimisés basculent vers des comportements dégénérés, rendant la discrimination entre état normal et panne virtuellement inexistante.</w:t>
+        <w:t>" (optimisées par recherche d'hyperparamètres) pour identifier la configuration la plus apte à répondre aux contraintes opérationnelles de la maintenance prédictive. L'enjeu central réside dans la capacité des modèles à isoler les signaux faibles de défaillance au sein d'un jeu de données caractérisé par un fort déséquilibre de classes.</w:t>
       </w:r>
     </w:p>
     <w:p>
-      <w:r>
+      <w:pPr>
         <w:rPr>
           <w:b/>
           <w:bCs/>
         </w:rPr>
-        <w:t>Trois conclusions majeures :</w:t>
-      </w:r>
-    </w:p>
-    <w:p>
-      <w:pPr>
-        <w:numPr>
-          <w:ilvl w:val="0"/>
-          <w:numId w:val="1"/>
-        </w:numPr>
       </w:pPr>
       <w:r>
         <w:rPr>
           <w:b/>
           <w:bCs/>
         </w:rPr>
-        <w:t>Émergence de modèles dégénérés :</w:t>
-      </w:r>
-      <w:r>
-        <w:t xml:space="preserve"> L'optimisation de LR et RF a produit des "prédicteurs triviaux" qui classent 100% des entrées comme des pannes, atteignant un </w:t>
-      </w:r>
-      <w:proofErr w:type="spellStart"/>
-      <w:r>
-        <w:t>Recall</w:t>
-      </w:r>
-      <w:proofErr w:type="spellEnd"/>
-      <w:r>
-        <w:t xml:space="preserve"> de </w:t>
-      </w:r>
-      <w:r>
-        <w:rPr>
-          <w:b/>
-          <w:bCs/>
-        </w:rPr>
-        <w:t>1,0000</w:t>
-      </w:r>
-      <w:r>
-        <w:t xml:space="preserve"> au prix d'une perte totale de spécificité.</w:t>
+        <w:t>2. Synthèse des Résultats Bruts</w:t>
       </w:r>
     </w:p>
     <w:p>
-      <w:pPr>
-        <w:numPr>
-          <w:ilvl w:val="0"/>
-          <w:numId w:val="1"/>
-        </w:numPr>
-      </w:pPr>
-      <w:r>
-        <w:rPr>
-          <w:b/>
-          <w:bCs/>
-        </w:rPr>
-        <w:t>Illusion de l'</w:t>
-      </w:r>
-      <w:proofErr w:type="spellStart"/>
-      <w:r>
-        <w:rPr>
-          <w:b/>
-          <w:bCs/>
-        </w:rPr>
-        <w:t>Accuracy</w:t>
-      </w:r>
-      <w:proofErr w:type="spellEnd"/>
-      <w:r>
-        <w:rPr>
-          <w:b/>
-          <w:bCs/>
-        </w:rPr>
-        <w:t xml:space="preserve"> en Baseline :</w:t>
-      </w:r>
-      <w:r>
-        <w:t xml:space="preserve"> Le score élevé de XGB </w:t>
-      </w:r>
-      <w:proofErr w:type="spellStart"/>
-      <w:r>
-        <w:t>baseline</w:t>
-      </w:r>
-      <w:proofErr w:type="spellEnd"/>
-      <w:r>
-        <w:t xml:space="preserve"> (</w:t>
-      </w:r>
-      <w:r>
-        <w:rPr>
-          <w:b/>
-          <w:bCs/>
-        </w:rPr>
-        <w:t>89,46%</w:t>
-      </w:r>
-      <w:r>
-        <w:t xml:space="preserve">) est un artefact statistique lié au déséquilibre des classes ; avec seulement </w:t>
-      </w:r>
-      <w:r>
-        <w:rPr>
-          <w:b/>
-          <w:bCs/>
-        </w:rPr>
-        <w:t>8,6%</w:t>
-      </w:r>
-      <w:r>
-        <w:t xml:space="preserve"> de détection, le modèle est inutile pour la maintenance préventive.</w:t>
-      </w:r>
-    </w:p>
-    <w:p>
-      <w:pPr>
-        <w:numPr>
-          <w:ilvl w:val="0"/>
-          <w:numId w:val="1"/>
-        </w:numPr>
-      </w:pPr>
-      <w:r>
-        <w:rPr>
-          <w:b/>
-          <w:bCs/>
-        </w:rPr>
-        <w:t>Absence de pouvoir discriminant :</w:t>
-      </w:r>
-      <w:r>
-        <w:t xml:space="preserve"> Avec des scores AUC-ROC oscillant autour de </w:t>
-      </w:r>
-      <w:r>
-        <w:rPr>
-          <w:b/>
-          <w:bCs/>
-        </w:rPr>
-        <w:t>0,5</w:t>
-      </w:r>
-      <w:r>
-        <w:t>, aucun modèle ne surpasse mathématiquement le hasard. L'optimisation a simplement déplacé le curseur de l'inaction vers la saturation d'alertes.</w:t>
-      </w:r>
-    </w:p>
-    <w:p>
-      <w:r>
-        <w:t xml:space="preserve">-------------------------------------------------------------------------------- </w:t>
-      </w:r>
-    </w:p>
-    <w:p>
-      <w:pPr>
-        <w:rPr>
-          <w:b/>
-          <w:bCs/>
-        </w:rPr>
-      </w:pPr>
-      <w:r>
-        <w:rPr>
-          <w:b/>
-          <w:bCs/>
-        </w:rPr>
-        <w:t>2. Évaluation des Modèles Baseline (Référence)</w:t>
-      </w:r>
-    </w:p>
-    <w:p>
-      <w:r>
-        <w:t xml:space="preserve">Les modèles </w:t>
-      </w:r>
-      <w:proofErr w:type="spellStart"/>
-      <w:r>
-        <w:t>baseline</w:t>
-      </w:r>
-      <w:proofErr w:type="spellEnd"/>
-      <w:r>
-        <w:t xml:space="preserve"> affichent une incapacité structurelle à identifier les signaux faibles, se laissant dicter leur comportement par la classe majoritaire (absence de panne).</w:t>
-      </w:r>
-    </w:p>
-    <w:p>
-      <w:r>
-        <w:rPr>
-          <w:b/>
-          <w:bCs/>
-        </w:rPr>
-        <w:t>Analyse de la Performance Initiale :</w:t>
+      <w:r>
+        <w:t>Le tableau suivant compile l'intégralité des métriques de performance obtenues. Ces données constituent le socle de l'évaluation technique.</w:t>
       </w:r>
     </w:p>
     <w:tbl>
@@ -256,11 +99,18 @@
         <w:tblLook w:val="04A0" w:firstRow="1" w:lastRow="0" w:firstColumn="1" w:lastColumn="0" w:noHBand="0" w:noVBand="1"/>
       </w:tblPr>
       <w:tblGrid>
-        <w:gridCol w:w="2031"/>
-        <w:gridCol w:w="1077"/>
-        <w:gridCol w:w="1437"/>
-        <w:gridCol w:w="1435"/>
-        <w:gridCol w:w="3076"/>
+        <w:gridCol w:w="970"/>
+        <w:gridCol w:w="383"/>
+        <w:gridCol w:w="383"/>
+        <w:gridCol w:w="501"/>
+        <w:gridCol w:w="501"/>
+        <w:gridCol w:w="1153"/>
+        <w:gridCol w:w="1214"/>
+        <w:gridCol w:w="681"/>
+        <w:gridCol w:w="912"/>
+        <w:gridCol w:w="713"/>
+        <w:gridCol w:w="734"/>
+        <w:gridCol w:w="911"/>
       </w:tblGrid>
       <w:tr>
         <w:tc>
@@ -294,6 +144,114 @@
             <w:hideMark/>
           </w:tcPr>
           <w:p>
+            <w:r>
+              <w:t>TP</w:t>
+            </w:r>
+          </w:p>
+        </w:tc>
+        <w:tc>
+          <w:tcPr>
+            <w:tcW w:w="0" w:type="auto"/>
+            <w:tcBorders>
+              <w:top w:val="outset" w:sz="6" w:space="0" w:color="auto"/>
+              <w:left w:val="outset" w:sz="6" w:space="0" w:color="auto"/>
+              <w:bottom w:val="outset" w:sz="6" w:space="0" w:color="auto"/>
+              <w:right w:val="outset" w:sz="6" w:space="0" w:color="auto"/>
+            </w:tcBorders>
+            <w:vAlign w:val="center"/>
+            <w:hideMark/>
+          </w:tcPr>
+          <w:p>
+            <w:r>
+              <w:t>FN</w:t>
+            </w:r>
+          </w:p>
+        </w:tc>
+        <w:tc>
+          <w:tcPr>
+            <w:tcW w:w="0" w:type="auto"/>
+            <w:tcBorders>
+              <w:top w:val="outset" w:sz="6" w:space="0" w:color="auto"/>
+              <w:left w:val="outset" w:sz="6" w:space="0" w:color="auto"/>
+              <w:bottom w:val="outset" w:sz="6" w:space="0" w:color="auto"/>
+              <w:right w:val="outset" w:sz="6" w:space="0" w:color="auto"/>
+            </w:tcBorders>
+            <w:vAlign w:val="center"/>
+            <w:hideMark/>
+          </w:tcPr>
+          <w:p>
+            <w:r>
+              <w:t>FP</w:t>
+            </w:r>
+          </w:p>
+        </w:tc>
+        <w:tc>
+          <w:tcPr>
+            <w:tcW w:w="0" w:type="auto"/>
+            <w:tcBorders>
+              <w:top w:val="outset" w:sz="6" w:space="0" w:color="auto"/>
+              <w:left w:val="outset" w:sz="6" w:space="0" w:color="auto"/>
+              <w:bottom w:val="outset" w:sz="6" w:space="0" w:color="auto"/>
+              <w:right w:val="outset" w:sz="6" w:space="0" w:color="auto"/>
+            </w:tcBorders>
+            <w:vAlign w:val="center"/>
+            <w:hideMark/>
+          </w:tcPr>
+          <w:p>
+            <w:r>
+              <w:t>TN</w:t>
+            </w:r>
+          </w:p>
+        </w:tc>
+        <w:tc>
+          <w:tcPr>
+            <w:tcW w:w="0" w:type="auto"/>
+            <w:tcBorders>
+              <w:top w:val="outset" w:sz="6" w:space="0" w:color="auto"/>
+              <w:left w:val="outset" w:sz="6" w:space="0" w:color="auto"/>
+              <w:bottom w:val="outset" w:sz="6" w:space="0" w:color="auto"/>
+              <w:right w:val="outset" w:sz="6" w:space="0" w:color="auto"/>
+            </w:tcBorders>
+            <w:vAlign w:val="center"/>
+            <w:hideMark/>
+          </w:tcPr>
+          <w:p>
+            <w:r>
+              <w:t>% pannes détectées</w:t>
+            </w:r>
+          </w:p>
+        </w:tc>
+        <w:tc>
+          <w:tcPr>
+            <w:tcW w:w="0" w:type="auto"/>
+            <w:tcBorders>
+              <w:top w:val="outset" w:sz="6" w:space="0" w:color="auto"/>
+              <w:left w:val="outset" w:sz="6" w:space="0" w:color="auto"/>
+              <w:bottom w:val="outset" w:sz="6" w:space="0" w:color="auto"/>
+              <w:right w:val="outset" w:sz="6" w:space="0" w:color="auto"/>
+            </w:tcBorders>
+            <w:vAlign w:val="center"/>
+            <w:hideMark/>
+          </w:tcPr>
+          <w:p>
+            <w:r>
+              <w:t>% pannes manquées</w:t>
+            </w:r>
+          </w:p>
+        </w:tc>
+        <w:tc>
+          <w:tcPr>
+            <w:tcW w:w="0" w:type="auto"/>
+            <w:tcBorders>
+              <w:top w:val="outset" w:sz="6" w:space="0" w:color="auto"/>
+              <w:left w:val="outset" w:sz="6" w:space="0" w:color="auto"/>
+              <w:bottom w:val="outset" w:sz="6" w:space="0" w:color="auto"/>
+              <w:right w:val="outset" w:sz="6" w:space="0" w:color="auto"/>
+            </w:tcBorders>
+            <w:vAlign w:val="center"/>
+            <w:hideMark/>
+          </w:tcPr>
+          <w:p>
             <w:proofErr w:type="spellStart"/>
             <w:r>
               <w:t>Recall</w:t>
@@ -334,56 +292,51 @@
             <w:hideMark/>
           </w:tcPr>
           <w:p>
+            <w:r>
+              <w:t>F1-score</w:t>
+            </w:r>
+          </w:p>
+        </w:tc>
+        <w:tc>
+          <w:tcPr>
+            <w:tcW w:w="0" w:type="auto"/>
+            <w:tcBorders>
+              <w:top w:val="outset" w:sz="6" w:space="0" w:color="auto"/>
+              <w:left w:val="outset" w:sz="6" w:space="0" w:color="auto"/>
+              <w:bottom w:val="outset" w:sz="6" w:space="0" w:color="auto"/>
+              <w:right w:val="outset" w:sz="6" w:space="0" w:color="auto"/>
+            </w:tcBorders>
+            <w:vAlign w:val="center"/>
+            <w:hideMark/>
+          </w:tcPr>
+          <w:p>
+            <w:r>
+              <w:t>AUC-ROC</w:t>
+            </w:r>
+          </w:p>
+        </w:tc>
+        <w:tc>
+          <w:tcPr>
+            <w:tcW w:w="0" w:type="auto"/>
+            <w:tcBorders>
+              <w:top w:val="outset" w:sz="6" w:space="0" w:color="auto"/>
+              <w:left w:val="outset" w:sz="6" w:space="0" w:color="auto"/>
+              <w:bottom w:val="outset" w:sz="6" w:space="0" w:color="auto"/>
+              <w:right w:val="outset" w:sz="6" w:space="0" w:color="auto"/>
+            </w:tcBorders>
+            <w:vAlign w:val="center"/>
+            <w:hideMark/>
+          </w:tcPr>
+          <w:p>
             <w:proofErr w:type="spellStart"/>
             <w:r>
               <w:t>Accuracy</w:t>
             </w:r>
             <w:proofErr w:type="spellEnd"/>
-          </w:p>
-        </w:tc>
-        <w:tc>
-          <w:tcPr>
-            <w:tcW w:w="0" w:type="auto"/>
-            <w:tcBorders>
-              <w:top w:val="outset" w:sz="6" w:space="0" w:color="auto"/>
-              <w:left w:val="outset" w:sz="6" w:space="0" w:color="auto"/>
-              <w:bottom w:val="outset" w:sz="6" w:space="0" w:color="auto"/>
-              <w:right w:val="outset" w:sz="6" w:space="0" w:color="auto"/>
-            </w:tcBorders>
-            <w:vAlign w:val="center"/>
-            <w:hideMark/>
-          </w:tcPr>
-          <w:p>
-            <w:r>
-              <w:t>% pannes détectées</w:t>
-            </w:r>
           </w:p>
         </w:tc>
       </w:tr>
       <w:tr>
-        <w:tc>
-          <w:tcPr>
-            <w:tcW w:w="0" w:type="auto"/>
-            <w:tcBorders>
-              <w:top w:val="outset" w:sz="6" w:space="0" w:color="auto"/>
-              <w:left w:val="outset" w:sz="6" w:space="0" w:color="auto"/>
-              <w:bottom w:val="outset" w:sz="6" w:space="0" w:color="auto"/>
-              <w:right w:val="outset" w:sz="6" w:space="0" w:color="auto"/>
-            </w:tcBorders>
-            <w:vAlign w:val="center"/>
-            <w:hideMark/>
-          </w:tcPr>
-          <w:p>
-            <w:r>
-              <w:t xml:space="preserve">LR </w:t>
-            </w:r>
-            <w:proofErr w:type="spellStart"/>
-            <w:r>
-              <w:t>baseline</w:t>
-            </w:r>
-            <w:proofErr w:type="spellEnd"/>
-          </w:p>
-        </w:tc>
         <w:tc>
           <w:tcPr>
             <w:tcW w:w="0" w:type="auto"/>
@@ -402,32 +355,219 @@
                 <w:b/>
                 <w:bCs/>
               </w:rPr>
-              <w:t>0,6905</w:t>
-            </w:r>
-          </w:p>
-        </w:tc>
-        <w:tc>
-          <w:tcPr>
-            <w:tcW w:w="0" w:type="auto"/>
-            <w:tcBorders>
-              <w:top w:val="outset" w:sz="6" w:space="0" w:color="auto"/>
-              <w:left w:val="outset" w:sz="6" w:space="0" w:color="auto"/>
-              <w:bottom w:val="outset" w:sz="6" w:space="0" w:color="auto"/>
-              <w:right w:val="outset" w:sz="6" w:space="0" w:color="auto"/>
-            </w:tcBorders>
-            <w:vAlign w:val="center"/>
-            <w:hideMark/>
-          </w:tcPr>
-          <w:p>
+              <w:t xml:space="preserve">LR </w:t>
+            </w:r>
+            <w:proofErr w:type="spellStart"/>
             <w:r>
               <w:rPr>
                 <w:b/>
                 <w:bCs/>
               </w:rPr>
-              <w:t>0,0335</w:t>
-            </w:r>
-          </w:p>
-        </w:tc>
+              <w:t>tuned</w:t>
+            </w:r>
+            <w:proofErr w:type="spellEnd"/>
+          </w:p>
+        </w:tc>
+        <w:tc>
+          <w:tcPr>
+            <w:tcW w:w="0" w:type="auto"/>
+            <w:tcBorders>
+              <w:top w:val="outset" w:sz="6" w:space="0" w:color="auto"/>
+              <w:left w:val="outset" w:sz="6" w:space="0" w:color="auto"/>
+              <w:bottom w:val="outset" w:sz="6" w:space="0" w:color="auto"/>
+              <w:right w:val="outset" w:sz="6" w:space="0" w:color="auto"/>
+            </w:tcBorders>
+            <w:vAlign w:val="center"/>
+            <w:hideMark/>
+          </w:tcPr>
+          <w:p>
+            <w:r>
+              <w:t>324</w:t>
+            </w:r>
+          </w:p>
+        </w:tc>
+        <w:tc>
+          <w:tcPr>
+            <w:tcW w:w="0" w:type="auto"/>
+            <w:tcBorders>
+              <w:top w:val="outset" w:sz="6" w:space="0" w:color="auto"/>
+              <w:left w:val="outset" w:sz="6" w:space="0" w:color="auto"/>
+              <w:bottom w:val="outset" w:sz="6" w:space="0" w:color="auto"/>
+              <w:right w:val="outset" w:sz="6" w:space="0" w:color="auto"/>
+            </w:tcBorders>
+            <w:vAlign w:val="center"/>
+            <w:hideMark/>
+          </w:tcPr>
+          <w:p>
+            <w:r>
+              <w:t>12</w:t>
+            </w:r>
+          </w:p>
+        </w:tc>
+        <w:tc>
+          <w:tcPr>
+            <w:tcW w:w="0" w:type="auto"/>
+            <w:tcBorders>
+              <w:top w:val="outset" w:sz="6" w:space="0" w:color="auto"/>
+              <w:left w:val="outset" w:sz="6" w:space="0" w:color="auto"/>
+              <w:bottom w:val="outset" w:sz="6" w:space="0" w:color="auto"/>
+              <w:right w:val="outset" w:sz="6" w:space="0" w:color="auto"/>
+            </w:tcBorders>
+            <w:vAlign w:val="center"/>
+            <w:hideMark/>
+          </w:tcPr>
+          <w:p>
+            <w:r>
+              <w:t>8863</w:t>
+            </w:r>
+          </w:p>
+        </w:tc>
+        <w:tc>
+          <w:tcPr>
+            <w:tcW w:w="0" w:type="auto"/>
+            <w:tcBorders>
+              <w:top w:val="outset" w:sz="6" w:space="0" w:color="auto"/>
+              <w:left w:val="outset" w:sz="6" w:space="0" w:color="auto"/>
+              <w:bottom w:val="outset" w:sz="6" w:space="0" w:color="auto"/>
+              <w:right w:val="outset" w:sz="6" w:space="0" w:color="auto"/>
+            </w:tcBorders>
+            <w:vAlign w:val="center"/>
+            <w:hideMark/>
+          </w:tcPr>
+          <w:p>
+            <w:r>
+              <w:t>811</w:t>
+            </w:r>
+          </w:p>
+        </w:tc>
+        <w:tc>
+          <w:tcPr>
+            <w:tcW w:w="0" w:type="auto"/>
+            <w:tcBorders>
+              <w:top w:val="outset" w:sz="6" w:space="0" w:color="auto"/>
+              <w:left w:val="outset" w:sz="6" w:space="0" w:color="auto"/>
+              <w:bottom w:val="outset" w:sz="6" w:space="0" w:color="auto"/>
+              <w:right w:val="outset" w:sz="6" w:space="0" w:color="auto"/>
+            </w:tcBorders>
+            <w:vAlign w:val="center"/>
+            <w:hideMark/>
+          </w:tcPr>
+          <w:p>
+            <w:r>
+              <w:t>96.4%</w:t>
+            </w:r>
+          </w:p>
+        </w:tc>
+        <w:tc>
+          <w:tcPr>
+            <w:tcW w:w="0" w:type="auto"/>
+            <w:tcBorders>
+              <w:top w:val="outset" w:sz="6" w:space="0" w:color="auto"/>
+              <w:left w:val="outset" w:sz="6" w:space="0" w:color="auto"/>
+              <w:bottom w:val="outset" w:sz="6" w:space="0" w:color="auto"/>
+              <w:right w:val="outset" w:sz="6" w:space="0" w:color="auto"/>
+            </w:tcBorders>
+            <w:vAlign w:val="center"/>
+            <w:hideMark/>
+          </w:tcPr>
+          <w:p>
+            <w:r>
+              <w:t>3.6%</w:t>
+            </w:r>
+          </w:p>
+        </w:tc>
+        <w:tc>
+          <w:tcPr>
+            <w:tcW w:w="0" w:type="auto"/>
+            <w:tcBorders>
+              <w:top w:val="outset" w:sz="6" w:space="0" w:color="auto"/>
+              <w:left w:val="outset" w:sz="6" w:space="0" w:color="auto"/>
+              <w:bottom w:val="outset" w:sz="6" w:space="0" w:color="auto"/>
+              <w:right w:val="outset" w:sz="6" w:space="0" w:color="auto"/>
+            </w:tcBorders>
+            <w:vAlign w:val="center"/>
+            <w:hideMark/>
+          </w:tcPr>
+          <w:p>
+            <w:r>
+              <w:t>0.9643</w:t>
+            </w:r>
+          </w:p>
+        </w:tc>
+        <w:tc>
+          <w:tcPr>
+            <w:tcW w:w="0" w:type="auto"/>
+            <w:tcBorders>
+              <w:top w:val="outset" w:sz="6" w:space="0" w:color="auto"/>
+              <w:left w:val="outset" w:sz="6" w:space="0" w:color="auto"/>
+              <w:bottom w:val="outset" w:sz="6" w:space="0" w:color="auto"/>
+              <w:right w:val="outset" w:sz="6" w:space="0" w:color="auto"/>
+            </w:tcBorders>
+            <w:vAlign w:val="center"/>
+            <w:hideMark/>
+          </w:tcPr>
+          <w:p>
+            <w:r>
+              <w:t>0.0353</w:t>
+            </w:r>
+          </w:p>
+        </w:tc>
+        <w:tc>
+          <w:tcPr>
+            <w:tcW w:w="0" w:type="auto"/>
+            <w:tcBorders>
+              <w:top w:val="outset" w:sz="6" w:space="0" w:color="auto"/>
+              <w:left w:val="outset" w:sz="6" w:space="0" w:color="auto"/>
+              <w:bottom w:val="outset" w:sz="6" w:space="0" w:color="auto"/>
+              <w:right w:val="outset" w:sz="6" w:space="0" w:color="auto"/>
+            </w:tcBorders>
+            <w:vAlign w:val="center"/>
+            <w:hideMark/>
+          </w:tcPr>
+          <w:p>
+            <w:r>
+              <w:t>0.0680</w:t>
+            </w:r>
+          </w:p>
+        </w:tc>
+        <w:tc>
+          <w:tcPr>
+            <w:tcW w:w="0" w:type="auto"/>
+            <w:tcBorders>
+              <w:top w:val="outset" w:sz="6" w:space="0" w:color="auto"/>
+              <w:left w:val="outset" w:sz="6" w:space="0" w:color="auto"/>
+              <w:bottom w:val="outset" w:sz="6" w:space="0" w:color="auto"/>
+              <w:right w:val="outset" w:sz="6" w:space="0" w:color="auto"/>
+            </w:tcBorders>
+            <w:vAlign w:val="center"/>
+            <w:hideMark/>
+          </w:tcPr>
+          <w:p>
+            <w:r>
+              <w:t>0.4941</w:t>
+            </w:r>
+          </w:p>
+        </w:tc>
+        <w:tc>
+          <w:tcPr>
+            <w:tcW w:w="0" w:type="auto"/>
+            <w:tcBorders>
+              <w:top w:val="outset" w:sz="6" w:space="0" w:color="auto"/>
+              <w:left w:val="outset" w:sz="6" w:space="0" w:color="auto"/>
+              <w:bottom w:val="outset" w:sz="6" w:space="0" w:color="auto"/>
+              <w:right w:val="outset" w:sz="6" w:space="0" w:color="auto"/>
+            </w:tcBorders>
+            <w:vAlign w:val="center"/>
+            <w:hideMark/>
+          </w:tcPr>
+          <w:p>
+            <w:r>
+              <w:t>0.1134</w:t>
+            </w:r>
+          </w:p>
+        </w:tc>
+      </w:tr>
+      <w:tr>
         <w:tc>
           <w:tcPr>
             <w:tcW w:w="0" w:type="auto"/>
@@ -446,57 +586,219 @@
                 <w:b/>
                 <w:bCs/>
               </w:rPr>
-              <w:t>0,3200</w:t>
-            </w:r>
-          </w:p>
-        </w:tc>
-        <w:tc>
-          <w:tcPr>
-            <w:tcW w:w="0" w:type="auto"/>
-            <w:tcBorders>
-              <w:top w:val="outset" w:sz="6" w:space="0" w:color="auto"/>
-              <w:left w:val="outset" w:sz="6" w:space="0" w:color="auto"/>
-              <w:bottom w:val="outset" w:sz="6" w:space="0" w:color="auto"/>
-              <w:right w:val="outset" w:sz="6" w:space="0" w:color="auto"/>
-            </w:tcBorders>
-            <w:vAlign w:val="center"/>
-            <w:hideMark/>
-          </w:tcPr>
-          <w:p>
+              <w:t xml:space="preserve">XGB </w:t>
+            </w:r>
+            <w:proofErr w:type="spellStart"/>
             <w:r>
               <w:rPr>
                 <w:b/>
                 <w:bCs/>
               </w:rPr>
-              <w:t>69,0%</w:t>
+              <w:t>tuned</w:t>
+            </w:r>
+            <w:proofErr w:type="spellEnd"/>
+          </w:p>
+        </w:tc>
+        <w:tc>
+          <w:tcPr>
+            <w:tcW w:w="0" w:type="auto"/>
+            <w:tcBorders>
+              <w:top w:val="outset" w:sz="6" w:space="0" w:color="auto"/>
+              <w:left w:val="outset" w:sz="6" w:space="0" w:color="auto"/>
+              <w:bottom w:val="outset" w:sz="6" w:space="0" w:color="auto"/>
+              <w:right w:val="outset" w:sz="6" w:space="0" w:color="auto"/>
+            </w:tcBorders>
+            <w:vAlign w:val="center"/>
+            <w:hideMark/>
+          </w:tcPr>
+          <w:p>
+            <w:r>
+              <w:t>286</w:t>
+            </w:r>
+          </w:p>
+        </w:tc>
+        <w:tc>
+          <w:tcPr>
+            <w:tcW w:w="0" w:type="auto"/>
+            <w:tcBorders>
+              <w:top w:val="outset" w:sz="6" w:space="0" w:color="auto"/>
+              <w:left w:val="outset" w:sz="6" w:space="0" w:color="auto"/>
+              <w:bottom w:val="outset" w:sz="6" w:space="0" w:color="auto"/>
+              <w:right w:val="outset" w:sz="6" w:space="0" w:color="auto"/>
+            </w:tcBorders>
+            <w:vAlign w:val="center"/>
+            <w:hideMark/>
+          </w:tcPr>
+          <w:p>
+            <w:r>
+              <w:t>50</w:t>
+            </w:r>
+          </w:p>
+        </w:tc>
+        <w:tc>
+          <w:tcPr>
+            <w:tcW w:w="0" w:type="auto"/>
+            <w:tcBorders>
+              <w:top w:val="outset" w:sz="6" w:space="0" w:color="auto"/>
+              <w:left w:val="outset" w:sz="6" w:space="0" w:color="auto"/>
+              <w:bottom w:val="outset" w:sz="6" w:space="0" w:color="auto"/>
+              <w:right w:val="outset" w:sz="6" w:space="0" w:color="auto"/>
+            </w:tcBorders>
+            <w:vAlign w:val="center"/>
+            <w:hideMark/>
+          </w:tcPr>
+          <w:p>
+            <w:r>
+              <w:t>7656</w:t>
+            </w:r>
+          </w:p>
+        </w:tc>
+        <w:tc>
+          <w:tcPr>
+            <w:tcW w:w="0" w:type="auto"/>
+            <w:tcBorders>
+              <w:top w:val="outset" w:sz="6" w:space="0" w:color="auto"/>
+              <w:left w:val="outset" w:sz="6" w:space="0" w:color="auto"/>
+              <w:bottom w:val="outset" w:sz="6" w:space="0" w:color="auto"/>
+              <w:right w:val="outset" w:sz="6" w:space="0" w:color="auto"/>
+            </w:tcBorders>
+            <w:vAlign w:val="center"/>
+            <w:hideMark/>
+          </w:tcPr>
+          <w:p>
+            <w:r>
+              <w:t>2018</w:t>
+            </w:r>
+          </w:p>
+        </w:tc>
+        <w:tc>
+          <w:tcPr>
+            <w:tcW w:w="0" w:type="auto"/>
+            <w:tcBorders>
+              <w:top w:val="outset" w:sz="6" w:space="0" w:color="auto"/>
+              <w:left w:val="outset" w:sz="6" w:space="0" w:color="auto"/>
+              <w:bottom w:val="outset" w:sz="6" w:space="0" w:color="auto"/>
+              <w:right w:val="outset" w:sz="6" w:space="0" w:color="auto"/>
+            </w:tcBorders>
+            <w:vAlign w:val="center"/>
+            <w:hideMark/>
+          </w:tcPr>
+          <w:p>
+            <w:r>
+              <w:t>85.1%</w:t>
+            </w:r>
+          </w:p>
+        </w:tc>
+        <w:tc>
+          <w:tcPr>
+            <w:tcW w:w="0" w:type="auto"/>
+            <w:tcBorders>
+              <w:top w:val="outset" w:sz="6" w:space="0" w:color="auto"/>
+              <w:left w:val="outset" w:sz="6" w:space="0" w:color="auto"/>
+              <w:bottom w:val="outset" w:sz="6" w:space="0" w:color="auto"/>
+              <w:right w:val="outset" w:sz="6" w:space="0" w:color="auto"/>
+            </w:tcBorders>
+            <w:vAlign w:val="center"/>
+            <w:hideMark/>
+          </w:tcPr>
+          <w:p>
+            <w:r>
+              <w:t>14.9%</w:t>
+            </w:r>
+          </w:p>
+        </w:tc>
+        <w:tc>
+          <w:tcPr>
+            <w:tcW w:w="0" w:type="auto"/>
+            <w:tcBorders>
+              <w:top w:val="outset" w:sz="6" w:space="0" w:color="auto"/>
+              <w:left w:val="outset" w:sz="6" w:space="0" w:color="auto"/>
+              <w:bottom w:val="outset" w:sz="6" w:space="0" w:color="auto"/>
+              <w:right w:val="outset" w:sz="6" w:space="0" w:color="auto"/>
+            </w:tcBorders>
+            <w:vAlign w:val="center"/>
+            <w:hideMark/>
+          </w:tcPr>
+          <w:p>
+            <w:r>
+              <w:t>0.8512</w:t>
+            </w:r>
+          </w:p>
+        </w:tc>
+        <w:tc>
+          <w:tcPr>
+            <w:tcW w:w="0" w:type="auto"/>
+            <w:tcBorders>
+              <w:top w:val="outset" w:sz="6" w:space="0" w:color="auto"/>
+              <w:left w:val="outset" w:sz="6" w:space="0" w:color="auto"/>
+              <w:bottom w:val="outset" w:sz="6" w:space="0" w:color="auto"/>
+              <w:right w:val="outset" w:sz="6" w:space="0" w:color="auto"/>
+            </w:tcBorders>
+            <w:vAlign w:val="center"/>
+            <w:hideMark/>
+          </w:tcPr>
+          <w:p>
+            <w:r>
+              <w:t>0.0360</w:t>
+            </w:r>
+          </w:p>
+        </w:tc>
+        <w:tc>
+          <w:tcPr>
+            <w:tcW w:w="0" w:type="auto"/>
+            <w:tcBorders>
+              <w:top w:val="outset" w:sz="6" w:space="0" w:color="auto"/>
+              <w:left w:val="outset" w:sz="6" w:space="0" w:color="auto"/>
+              <w:bottom w:val="outset" w:sz="6" w:space="0" w:color="auto"/>
+              <w:right w:val="outset" w:sz="6" w:space="0" w:color="auto"/>
+            </w:tcBorders>
+            <w:vAlign w:val="center"/>
+            <w:hideMark/>
+          </w:tcPr>
+          <w:p>
+            <w:r>
+              <w:t>0.0691</w:t>
+            </w:r>
+          </w:p>
+        </w:tc>
+        <w:tc>
+          <w:tcPr>
+            <w:tcW w:w="0" w:type="auto"/>
+            <w:tcBorders>
+              <w:top w:val="outset" w:sz="6" w:space="0" w:color="auto"/>
+              <w:left w:val="outset" w:sz="6" w:space="0" w:color="auto"/>
+              <w:bottom w:val="outset" w:sz="6" w:space="0" w:color="auto"/>
+              <w:right w:val="outset" w:sz="6" w:space="0" w:color="auto"/>
+            </w:tcBorders>
+            <w:vAlign w:val="center"/>
+            <w:hideMark/>
+          </w:tcPr>
+          <w:p>
+            <w:r>
+              <w:t>0.5046</w:t>
+            </w:r>
+          </w:p>
+        </w:tc>
+        <w:tc>
+          <w:tcPr>
+            <w:tcW w:w="0" w:type="auto"/>
+            <w:tcBorders>
+              <w:top w:val="outset" w:sz="6" w:space="0" w:color="auto"/>
+              <w:left w:val="outset" w:sz="6" w:space="0" w:color="auto"/>
+              <w:bottom w:val="outset" w:sz="6" w:space="0" w:color="auto"/>
+              <w:right w:val="outset" w:sz="6" w:space="0" w:color="auto"/>
+            </w:tcBorders>
+            <w:vAlign w:val="center"/>
+            <w:hideMark/>
+          </w:tcPr>
+          <w:p>
+            <w:r>
+              <w:t>0.2302</w:t>
             </w:r>
           </w:p>
         </w:tc>
       </w:tr>
       <w:tr>
-        <w:tc>
-          <w:tcPr>
-            <w:tcW w:w="0" w:type="auto"/>
-            <w:tcBorders>
-              <w:top w:val="outset" w:sz="6" w:space="0" w:color="auto"/>
-              <w:left w:val="outset" w:sz="6" w:space="0" w:color="auto"/>
-              <w:bottom w:val="outset" w:sz="6" w:space="0" w:color="auto"/>
-              <w:right w:val="outset" w:sz="6" w:space="0" w:color="auto"/>
-            </w:tcBorders>
-            <w:vAlign w:val="center"/>
-            <w:hideMark/>
-          </w:tcPr>
-          <w:p>
-            <w:r>
-              <w:t xml:space="preserve">RF </w:t>
-            </w:r>
-            <w:proofErr w:type="spellStart"/>
-            <w:r>
-              <w:t>baseline</w:t>
-            </w:r>
-            <w:proofErr w:type="spellEnd"/>
-          </w:p>
-        </w:tc>
         <w:tc>
           <w:tcPr>
             <w:tcW w:w="0" w:type="auto"/>
@@ -515,32 +817,219 @@
                 <w:b/>
                 <w:bCs/>
               </w:rPr>
-              <w:t>0,1369</w:t>
-            </w:r>
-          </w:p>
-        </w:tc>
-        <w:tc>
-          <w:tcPr>
-            <w:tcW w:w="0" w:type="auto"/>
-            <w:tcBorders>
-              <w:top w:val="outset" w:sz="6" w:space="0" w:color="auto"/>
-              <w:left w:val="outset" w:sz="6" w:space="0" w:color="auto"/>
-              <w:bottom w:val="outset" w:sz="6" w:space="0" w:color="auto"/>
-              <w:right w:val="outset" w:sz="6" w:space="0" w:color="auto"/>
-            </w:tcBorders>
-            <w:vAlign w:val="center"/>
-            <w:hideMark/>
-          </w:tcPr>
-          <w:p>
+              <w:t xml:space="preserve">LR </w:t>
+            </w:r>
+            <w:proofErr w:type="spellStart"/>
             <w:r>
               <w:rPr>
                 <w:b/>
                 <w:bCs/>
               </w:rPr>
-              <w:t>0,0217</w:t>
-            </w:r>
-          </w:p>
-        </w:tc>
+              <w:t>baseline</w:t>
+            </w:r>
+            <w:proofErr w:type="spellEnd"/>
+          </w:p>
+        </w:tc>
+        <w:tc>
+          <w:tcPr>
+            <w:tcW w:w="0" w:type="auto"/>
+            <w:tcBorders>
+              <w:top w:val="outset" w:sz="6" w:space="0" w:color="auto"/>
+              <w:left w:val="outset" w:sz="6" w:space="0" w:color="auto"/>
+              <w:bottom w:val="outset" w:sz="6" w:space="0" w:color="auto"/>
+              <w:right w:val="outset" w:sz="6" w:space="0" w:color="auto"/>
+            </w:tcBorders>
+            <w:vAlign w:val="center"/>
+            <w:hideMark/>
+          </w:tcPr>
+          <w:p>
+            <w:r>
+              <w:t>232</w:t>
+            </w:r>
+          </w:p>
+        </w:tc>
+        <w:tc>
+          <w:tcPr>
+            <w:tcW w:w="0" w:type="auto"/>
+            <w:tcBorders>
+              <w:top w:val="outset" w:sz="6" w:space="0" w:color="auto"/>
+              <w:left w:val="outset" w:sz="6" w:space="0" w:color="auto"/>
+              <w:bottom w:val="outset" w:sz="6" w:space="0" w:color="auto"/>
+              <w:right w:val="outset" w:sz="6" w:space="0" w:color="auto"/>
+            </w:tcBorders>
+            <w:vAlign w:val="center"/>
+            <w:hideMark/>
+          </w:tcPr>
+          <w:p>
+            <w:r>
+              <w:t>104</w:t>
+            </w:r>
+          </w:p>
+        </w:tc>
+        <w:tc>
+          <w:tcPr>
+            <w:tcW w:w="0" w:type="auto"/>
+            <w:tcBorders>
+              <w:top w:val="outset" w:sz="6" w:space="0" w:color="auto"/>
+              <w:left w:val="outset" w:sz="6" w:space="0" w:color="auto"/>
+              <w:bottom w:val="outset" w:sz="6" w:space="0" w:color="auto"/>
+              <w:right w:val="outset" w:sz="6" w:space="0" w:color="auto"/>
+            </w:tcBorders>
+            <w:vAlign w:val="center"/>
+            <w:hideMark/>
+          </w:tcPr>
+          <w:p>
+            <w:r>
+              <w:t>6703</w:t>
+            </w:r>
+          </w:p>
+        </w:tc>
+        <w:tc>
+          <w:tcPr>
+            <w:tcW w:w="0" w:type="auto"/>
+            <w:tcBorders>
+              <w:top w:val="outset" w:sz="6" w:space="0" w:color="auto"/>
+              <w:left w:val="outset" w:sz="6" w:space="0" w:color="auto"/>
+              <w:bottom w:val="outset" w:sz="6" w:space="0" w:color="auto"/>
+              <w:right w:val="outset" w:sz="6" w:space="0" w:color="auto"/>
+            </w:tcBorders>
+            <w:vAlign w:val="center"/>
+            <w:hideMark/>
+          </w:tcPr>
+          <w:p>
+            <w:r>
+              <w:t>2971</w:t>
+            </w:r>
+          </w:p>
+        </w:tc>
+        <w:tc>
+          <w:tcPr>
+            <w:tcW w:w="0" w:type="auto"/>
+            <w:tcBorders>
+              <w:top w:val="outset" w:sz="6" w:space="0" w:color="auto"/>
+              <w:left w:val="outset" w:sz="6" w:space="0" w:color="auto"/>
+              <w:bottom w:val="outset" w:sz="6" w:space="0" w:color="auto"/>
+              <w:right w:val="outset" w:sz="6" w:space="0" w:color="auto"/>
+            </w:tcBorders>
+            <w:vAlign w:val="center"/>
+            <w:hideMark/>
+          </w:tcPr>
+          <w:p>
+            <w:r>
+              <w:t>69.0%</w:t>
+            </w:r>
+          </w:p>
+        </w:tc>
+        <w:tc>
+          <w:tcPr>
+            <w:tcW w:w="0" w:type="auto"/>
+            <w:tcBorders>
+              <w:top w:val="outset" w:sz="6" w:space="0" w:color="auto"/>
+              <w:left w:val="outset" w:sz="6" w:space="0" w:color="auto"/>
+              <w:bottom w:val="outset" w:sz="6" w:space="0" w:color="auto"/>
+              <w:right w:val="outset" w:sz="6" w:space="0" w:color="auto"/>
+            </w:tcBorders>
+            <w:vAlign w:val="center"/>
+            <w:hideMark/>
+          </w:tcPr>
+          <w:p>
+            <w:r>
+              <w:t>31.0%</w:t>
+            </w:r>
+          </w:p>
+        </w:tc>
+        <w:tc>
+          <w:tcPr>
+            <w:tcW w:w="0" w:type="auto"/>
+            <w:tcBorders>
+              <w:top w:val="outset" w:sz="6" w:space="0" w:color="auto"/>
+              <w:left w:val="outset" w:sz="6" w:space="0" w:color="auto"/>
+              <w:bottom w:val="outset" w:sz="6" w:space="0" w:color="auto"/>
+              <w:right w:val="outset" w:sz="6" w:space="0" w:color="auto"/>
+            </w:tcBorders>
+            <w:vAlign w:val="center"/>
+            <w:hideMark/>
+          </w:tcPr>
+          <w:p>
+            <w:r>
+              <w:t>0.6905</w:t>
+            </w:r>
+          </w:p>
+        </w:tc>
+        <w:tc>
+          <w:tcPr>
+            <w:tcW w:w="0" w:type="auto"/>
+            <w:tcBorders>
+              <w:top w:val="outset" w:sz="6" w:space="0" w:color="auto"/>
+              <w:left w:val="outset" w:sz="6" w:space="0" w:color="auto"/>
+              <w:bottom w:val="outset" w:sz="6" w:space="0" w:color="auto"/>
+              <w:right w:val="outset" w:sz="6" w:space="0" w:color="auto"/>
+            </w:tcBorders>
+            <w:vAlign w:val="center"/>
+            <w:hideMark/>
+          </w:tcPr>
+          <w:p>
+            <w:r>
+              <w:t>0.0335</w:t>
+            </w:r>
+          </w:p>
+        </w:tc>
+        <w:tc>
+          <w:tcPr>
+            <w:tcW w:w="0" w:type="auto"/>
+            <w:tcBorders>
+              <w:top w:val="outset" w:sz="6" w:space="0" w:color="auto"/>
+              <w:left w:val="outset" w:sz="6" w:space="0" w:color="auto"/>
+              <w:bottom w:val="outset" w:sz="6" w:space="0" w:color="auto"/>
+              <w:right w:val="outset" w:sz="6" w:space="0" w:color="auto"/>
+            </w:tcBorders>
+            <w:vAlign w:val="center"/>
+            <w:hideMark/>
+          </w:tcPr>
+          <w:p>
+            <w:r>
+              <w:t>0.0638</w:t>
+            </w:r>
+          </w:p>
+        </w:tc>
+        <w:tc>
+          <w:tcPr>
+            <w:tcW w:w="0" w:type="auto"/>
+            <w:tcBorders>
+              <w:top w:val="outset" w:sz="6" w:space="0" w:color="auto"/>
+              <w:left w:val="outset" w:sz="6" w:space="0" w:color="auto"/>
+              <w:bottom w:val="outset" w:sz="6" w:space="0" w:color="auto"/>
+              <w:right w:val="outset" w:sz="6" w:space="0" w:color="auto"/>
+            </w:tcBorders>
+            <w:vAlign w:val="center"/>
+            <w:hideMark/>
+          </w:tcPr>
+          <w:p>
+            <w:r>
+              <w:t>0.4931</w:t>
+            </w:r>
+          </w:p>
+        </w:tc>
+        <w:tc>
+          <w:tcPr>
+            <w:tcW w:w="0" w:type="auto"/>
+            <w:tcBorders>
+              <w:top w:val="outset" w:sz="6" w:space="0" w:color="auto"/>
+              <w:left w:val="outset" w:sz="6" w:space="0" w:color="auto"/>
+              <w:bottom w:val="outset" w:sz="6" w:space="0" w:color="auto"/>
+              <w:right w:val="outset" w:sz="6" w:space="0" w:color="auto"/>
+            </w:tcBorders>
+            <w:vAlign w:val="center"/>
+            <w:hideMark/>
+          </w:tcPr>
+          <w:p>
+            <w:r>
+              <w:t>0.3200</w:t>
+            </w:r>
+          </w:p>
+        </w:tc>
+      </w:tr>
+      <w:tr>
         <w:tc>
           <w:tcPr>
             <w:tcW w:w="0" w:type="auto"/>
@@ -559,57 +1048,219 @@
                 <w:b/>
                 <w:bCs/>
               </w:rPr>
-              <w:t>0,7638</w:t>
-            </w:r>
-          </w:p>
-        </w:tc>
-        <w:tc>
-          <w:tcPr>
-            <w:tcW w:w="0" w:type="auto"/>
-            <w:tcBorders>
-              <w:top w:val="outset" w:sz="6" w:space="0" w:color="auto"/>
-              <w:left w:val="outset" w:sz="6" w:space="0" w:color="auto"/>
-              <w:bottom w:val="outset" w:sz="6" w:space="0" w:color="auto"/>
-              <w:right w:val="outset" w:sz="6" w:space="0" w:color="auto"/>
-            </w:tcBorders>
-            <w:vAlign w:val="center"/>
-            <w:hideMark/>
-          </w:tcPr>
-          <w:p>
+              <w:t xml:space="preserve">RF </w:t>
+            </w:r>
+            <w:proofErr w:type="spellStart"/>
             <w:r>
               <w:rPr>
                 <w:b/>
                 <w:bCs/>
               </w:rPr>
-              <w:t>13,7%</w:t>
+              <w:t>tuned</w:t>
+            </w:r>
+            <w:proofErr w:type="spellEnd"/>
+          </w:p>
+        </w:tc>
+        <w:tc>
+          <w:tcPr>
+            <w:tcW w:w="0" w:type="auto"/>
+            <w:tcBorders>
+              <w:top w:val="outset" w:sz="6" w:space="0" w:color="auto"/>
+              <w:left w:val="outset" w:sz="6" w:space="0" w:color="auto"/>
+              <w:bottom w:val="outset" w:sz="6" w:space="0" w:color="auto"/>
+              <w:right w:val="outset" w:sz="6" w:space="0" w:color="auto"/>
+            </w:tcBorders>
+            <w:vAlign w:val="center"/>
+            <w:hideMark/>
+          </w:tcPr>
+          <w:p>
+            <w:r>
+              <w:t>214</w:t>
+            </w:r>
+          </w:p>
+        </w:tc>
+        <w:tc>
+          <w:tcPr>
+            <w:tcW w:w="0" w:type="auto"/>
+            <w:tcBorders>
+              <w:top w:val="outset" w:sz="6" w:space="0" w:color="auto"/>
+              <w:left w:val="outset" w:sz="6" w:space="0" w:color="auto"/>
+              <w:bottom w:val="outset" w:sz="6" w:space="0" w:color="auto"/>
+              <w:right w:val="outset" w:sz="6" w:space="0" w:color="auto"/>
+            </w:tcBorders>
+            <w:vAlign w:val="center"/>
+            <w:hideMark/>
+          </w:tcPr>
+          <w:p>
+            <w:r>
+              <w:t>122</w:t>
+            </w:r>
+          </w:p>
+        </w:tc>
+        <w:tc>
+          <w:tcPr>
+            <w:tcW w:w="0" w:type="auto"/>
+            <w:tcBorders>
+              <w:top w:val="outset" w:sz="6" w:space="0" w:color="auto"/>
+              <w:left w:val="outset" w:sz="6" w:space="0" w:color="auto"/>
+              <w:bottom w:val="outset" w:sz="6" w:space="0" w:color="auto"/>
+              <w:right w:val="outset" w:sz="6" w:space="0" w:color="auto"/>
+            </w:tcBorders>
+            <w:vAlign w:val="center"/>
+            <w:hideMark/>
+          </w:tcPr>
+          <w:p>
+            <w:r>
+              <w:t>5046</w:t>
+            </w:r>
+          </w:p>
+        </w:tc>
+        <w:tc>
+          <w:tcPr>
+            <w:tcW w:w="0" w:type="auto"/>
+            <w:tcBorders>
+              <w:top w:val="outset" w:sz="6" w:space="0" w:color="auto"/>
+              <w:left w:val="outset" w:sz="6" w:space="0" w:color="auto"/>
+              <w:bottom w:val="outset" w:sz="6" w:space="0" w:color="auto"/>
+              <w:right w:val="outset" w:sz="6" w:space="0" w:color="auto"/>
+            </w:tcBorders>
+            <w:vAlign w:val="center"/>
+            <w:hideMark/>
+          </w:tcPr>
+          <w:p>
+            <w:r>
+              <w:t>4628</w:t>
+            </w:r>
+          </w:p>
+        </w:tc>
+        <w:tc>
+          <w:tcPr>
+            <w:tcW w:w="0" w:type="auto"/>
+            <w:tcBorders>
+              <w:top w:val="outset" w:sz="6" w:space="0" w:color="auto"/>
+              <w:left w:val="outset" w:sz="6" w:space="0" w:color="auto"/>
+              <w:bottom w:val="outset" w:sz="6" w:space="0" w:color="auto"/>
+              <w:right w:val="outset" w:sz="6" w:space="0" w:color="auto"/>
+            </w:tcBorders>
+            <w:vAlign w:val="center"/>
+            <w:hideMark/>
+          </w:tcPr>
+          <w:p>
+            <w:r>
+              <w:t>63.7%</w:t>
+            </w:r>
+          </w:p>
+        </w:tc>
+        <w:tc>
+          <w:tcPr>
+            <w:tcW w:w="0" w:type="auto"/>
+            <w:tcBorders>
+              <w:top w:val="outset" w:sz="6" w:space="0" w:color="auto"/>
+              <w:left w:val="outset" w:sz="6" w:space="0" w:color="auto"/>
+              <w:bottom w:val="outset" w:sz="6" w:space="0" w:color="auto"/>
+              <w:right w:val="outset" w:sz="6" w:space="0" w:color="auto"/>
+            </w:tcBorders>
+            <w:vAlign w:val="center"/>
+            <w:hideMark/>
+          </w:tcPr>
+          <w:p>
+            <w:r>
+              <w:t>36.3%</w:t>
+            </w:r>
+          </w:p>
+        </w:tc>
+        <w:tc>
+          <w:tcPr>
+            <w:tcW w:w="0" w:type="auto"/>
+            <w:tcBorders>
+              <w:top w:val="outset" w:sz="6" w:space="0" w:color="auto"/>
+              <w:left w:val="outset" w:sz="6" w:space="0" w:color="auto"/>
+              <w:bottom w:val="outset" w:sz="6" w:space="0" w:color="auto"/>
+              <w:right w:val="outset" w:sz="6" w:space="0" w:color="auto"/>
+            </w:tcBorders>
+            <w:vAlign w:val="center"/>
+            <w:hideMark/>
+          </w:tcPr>
+          <w:p>
+            <w:r>
+              <w:t>0.6369</w:t>
+            </w:r>
+          </w:p>
+        </w:tc>
+        <w:tc>
+          <w:tcPr>
+            <w:tcW w:w="0" w:type="auto"/>
+            <w:tcBorders>
+              <w:top w:val="outset" w:sz="6" w:space="0" w:color="auto"/>
+              <w:left w:val="outset" w:sz="6" w:space="0" w:color="auto"/>
+              <w:bottom w:val="outset" w:sz="6" w:space="0" w:color="auto"/>
+              <w:right w:val="outset" w:sz="6" w:space="0" w:color="auto"/>
+            </w:tcBorders>
+            <w:vAlign w:val="center"/>
+            <w:hideMark/>
+          </w:tcPr>
+          <w:p>
+            <w:r>
+              <w:t>0.0407</w:t>
+            </w:r>
+          </w:p>
+        </w:tc>
+        <w:tc>
+          <w:tcPr>
+            <w:tcW w:w="0" w:type="auto"/>
+            <w:tcBorders>
+              <w:top w:val="outset" w:sz="6" w:space="0" w:color="auto"/>
+              <w:left w:val="outset" w:sz="6" w:space="0" w:color="auto"/>
+              <w:bottom w:val="outset" w:sz="6" w:space="0" w:color="auto"/>
+              <w:right w:val="outset" w:sz="6" w:space="0" w:color="auto"/>
+            </w:tcBorders>
+            <w:vAlign w:val="center"/>
+            <w:hideMark/>
+          </w:tcPr>
+          <w:p>
+            <w:r>
+              <w:t>0.0765</w:t>
+            </w:r>
+          </w:p>
+        </w:tc>
+        <w:tc>
+          <w:tcPr>
+            <w:tcW w:w="0" w:type="auto"/>
+            <w:tcBorders>
+              <w:top w:val="outset" w:sz="6" w:space="0" w:color="auto"/>
+              <w:left w:val="outset" w:sz="6" w:space="0" w:color="auto"/>
+              <w:bottom w:val="outset" w:sz="6" w:space="0" w:color="auto"/>
+              <w:right w:val="outset" w:sz="6" w:space="0" w:color="auto"/>
+            </w:tcBorders>
+            <w:vAlign w:val="center"/>
+            <w:hideMark/>
+          </w:tcPr>
+          <w:p>
+            <w:r>
+              <w:t>0.5493</w:t>
+            </w:r>
+          </w:p>
+        </w:tc>
+        <w:tc>
+          <w:tcPr>
+            <w:tcW w:w="0" w:type="auto"/>
+            <w:tcBorders>
+              <w:top w:val="outset" w:sz="6" w:space="0" w:color="auto"/>
+              <w:left w:val="outset" w:sz="6" w:space="0" w:color="auto"/>
+              <w:bottom w:val="outset" w:sz="6" w:space="0" w:color="auto"/>
+              <w:right w:val="outset" w:sz="6" w:space="0" w:color="auto"/>
+            </w:tcBorders>
+            <w:vAlign w:val="center"/>
+            <w:hideMark/>
+          </w:tcPr>
+          <w:p>
+            <w:r>
+              <w:t>0.4837</w:t>
             </w:r>
           </w:p>
         </w:tc>
       </w:tr>
       <w:tr>
-        <w:tc>
-          <w:tcPr>
-            <w:tcW w:w="0" w:type="auto"/>
-            <w:tcBorders>
-              <w:top w:val="outset" w:sz="6" w:space="0" w:color="auto"/>
-              <w:left w:val="outset" w:sz="6" w:space="0" w:color="auto"/>
-              <w:bottom w:val="outset" w:sz="6" w:space="0" w:color="auto"/>
-              <w:right w:val="outset" w:sz="6" w:space="0" w:color="auto"/>
-            </w:tcBorders>
-            <w:vAlign w:val="center"/>
-            <w:hideMark/>
-          </w:tcPr>
-          <w:p>
-            <w:r>
-              <w:t xml:space="preserve">XGB </w:t>
-            </w:r>
-            <w:proofErr w:type="spellStart"/>
-            <w:r>
-              <w:t>baseline</w:t>
-            </w:r>
-            <w:proofErr w:type="spellEnd"/>
-          </w:p>
-        </w:tc>
         <w:tc>
           <w:tcPr>
             <w:tcW w:w="0" w:type="auto"/>
@@ -628,32 +1279,219 @@
                 <w:b/>
                 <w:bCs/>
               </w:rPr>
-              <w:t>0,0863</w:t>
-            </w:r>
-          </w:p>
-        </w:tc>
-        <w:tc>
-          <w:tcPr>
-            <w:tcW w:w="0" w:type="auto"/>
-            <w:tcBorders>
-              <w:top w:val="outset" w:sz="6" w:space="0" w:color="auto"/>
-              <w:left w:val="outset" w:sz="6" w:space="0" w:color="auto"/>
-              <w:bottom w:val="outset" w:sz="6" w:space="0" w:color="auto"/>
-              <w:right w:val="outset" w:sz="6" w:space="0" w:color="auto"/>
-            </w:tcBorders>
-            <w:vAlign w:val="center"/>
-            <w:hideMark/>
-          </w:tcPr>
-          <w:p>
+              <w:t xml:space="preserve">RF </w:t>
+            </w:r>
+            <w:proofErr w:type="spellStart"/>
             <w:r>
               <w:rPr>
                 <w:b/>
                 <w:bCs/>
               </w:rPr>
-              <w:t>0,0373</w:t>
-            </w:r>
-          </w:p>
-        </w:tc>
+              <w:t>baseline</w:t>
+            </w:r>
+            <w:proofErr w:type="spellEnd"/>
+          </w:p>
+        </w:tc>
+        <w:tc>
+          <w:tcPr>
+            <w:tcW w:w="0" w:type="auto"/>
+            <w:tcBorders>
+              <w:top w:val="outset" w:sz="6" w:space="0" w:color="auto"/>
+              <w:left w:val="outset" w:sz="6" w:space="0" w:color="auto"/>
+              <w:bottom w:val="outset" w:sz="6" w:space="0" w:color="auto"/>
+              <w:right w:val="outset" w:sz="6" w:space="0" w:color="auto"/>
+            </w:tcBorders>
+            <w:vAlign w:val="center"/>
+            <w:hideMark/>
+          </w:tcPr>
+          <w:p>
+            <w:r>
+              <w:t>46</w:t>
+            </w:r>
+          </w:p>
+        </w:tc>
+        <w:tc>
+          <w:tcPr>
+            <w:tcW w:w="0" w:type="auto"/>
+            <w:tcBorders>
+              <w:top w:val="outset" w:sz="6" w:space="0" w:color="auto"/>
+              <w:left w:val="outset" w:sz="6" w:space="0" w:color="auto"/>
+              <w:bottom w:val="outset" w:sz="6" w:space="0" w:color="auto"/>
+              <w:right w:val="outset" w:sz="6" w:space="0" w:color="auto"/>
+            </w:tcBorders>
+            <w:vAlign w:val="center"/>
+            <w:hideMark/>
+          </w:tcPr>
+          <w:p>
+            <w:r>
+              <w:t>290</w:t>
+            </w:r>
+          </w:p>
+        </w:tc>
+        <w:tc>
+          <w:tcPr>
+            <w:tcW w:w="0" w:type="auto"/>
+            <w:tcBorders>
+              <w:top w:val="outset" w:sz="6" w:space="0" w:color="auto"/>
+              <w:left w:val="outset" w:sz="6" w:space="0" w:color="auto"/>
+              <w:bottom w:val="outset" w:sz="6" w:space="0" w:color="auto"/>
+              <w:right w:val="outset" w:sz="6" w:space="0" w:color="auto"/>
+            </w:tcBorders>
+            <w:vAlign w:val="center"/>
+            <w:hideMark/>
+          </w:tcPr>
+          <w:p>
+            <w:r>
+              <w:t>2074</w:t>
+            </w:r>
+          </w:p>
+        </w:tc>
+        <w:tc>
+          <w:tcPr>
+            <w:tcW w:w="0" w:type="auto"/>
+            <w:tcBorders>
+              <w:top w:val="outset" w:sz="6" w:space="0" w:color="auto"/>
+              <w:left w:val="outset" w:sz="6" w:space="0" w:color="auto"/>
+              <w:bottom w:val="outset" w:sz="6" w:space="0" w:color="auto"/>
+              <w:right w:val="outset" w:sz="6" w:space="0" w:color="auto"/>
+            </w:tcBorders>
+            <w:vAlign w:val="center"/>
+            <w:hideMark/>
+          </w:tcPr>
+          <w:p>
+            <w:r>
+              <w:t>7600</w:t>
+            </w:r>
+          </w:p>
+        </w:tc>
+        <w:tc>
+          <w:tcPr>
+            <w:tcW w:w="0" w:type="auto"/>
+            <w:tcBorders>
+              <w:top w:val="outset" w:sz="6" w:space="0" w:color="auto"/>
+              <w:left w:val="outset" w:sz="6" w:space="0" w:color="auto"/>
+              <w:bottom w:val="outset" w:sz="6" w:space="0" w:color="auto"/>
+              <w:right w:val="outset" w:sz="6" w:space="0" w:color="auto"/>
+            </w:tcBorders>
+            <w:vAlign w:val="center"/>
+            <w:hideMark/>
+          </w:tcPr>
+          <w:p>
+            <w:r>
+              <w:t>13.7%</w:t>
+            </w:r>
+          </w:p>
+        </w:tc>
+        <w:tc>
+          <w:tcPr>
+            <w:tcW w:w="0" w:type="auto"/>
+            <w:tcBorders>
+              <w:top w:val="outset" w:sz="6" w:space="0" w:color="auto"/>
+              <w:left w:val="outset" w:sz="6" w:space="0" w:color="auto"/>
+              <w:bottom w:val="outset" w:sz="6" w:space="0" w:color="auto"/>
+              <w:right w:val="outset" w:sz="6" w:space="0" w:color="auto"/>
+            </w:tcBorders>
+            <w:vAlign w:val="center"/>
+            <w:hideMark/>
+          </w:tcPr>
+          <w:p>
+            <w:r>
+              <w:t>86.3%</w:t>
+            </w:r>
+          </w:p>
+        </w:tc>
+        <w:tc>
+          <w:tcPr>
+            <w:tcW w:w="0" w:type="auto"/>
+            <w:tcBorders>
+              <w:top w:val="outset" w:sz="6" w:space="0" w:color="auto"/>
+              <w:left w:val="outset" w:sz="6" w:space="0" w:color="auto"/>
+              <w:bottom w:val="outset" w:sz="6" w:space="0" w:color="auto"/>
+              <w:right w:val="outset" w:sz="6" w:space="0" w:color="auto"/>
+            </w:tcBorders>
+            <w:vAlign w:val="center"/>
+            <w:hideMark/>
+          </w:tcPr>
+          <w:p>
+            <w:r>
+              <w:t>0.1369</w:t>
+            </w:r>
+          </w:p>
+        </w:tc>
+        <w:tc>
+          <w:tcPr>
+            <w:tcW w:w="0" w:type="auto"/>
+            <w:tcBorders>
+              <w:top w:val="outset" w:sz="6" w:space="0" w:color="auto"/>
+              <w:left w:val="outset" w:sz="6" w:space="0" w:color="auto"/>
+              <w:bottom w:val="outset" w:sz="6" w:space="0" w:color="auto"/>
+              <w:right w:val="outset" w:sz="6" w:space="0" w:color="auto"/>
+            </w:tcBorders>
+            <w:vAlign w:val="center"/>
+            <w:hideMark/>
+          </w:tcPr>
+          <w:p>
+            <w:r>
+              <w:t>0.0217</w:t>
+            </w:r>
+          </w:p>
+        </w:tc>
+        <w:tc>
+          <w:tcPr>
+            <w:tcW w:w="0" w:type="auto"/>
+            <w:tcBorders>
+              <w:top w:val="outset" w:sz="6" w:space="0" w:color="auto"/>
+              <w:left w:val="outset" w:sz="6" w:space="0" w:color="auto"/>
+              <w:bottom w:val="outset" w:sz="6" w:space="0" w:color="auto"/>
+              <w:right w:val="outset" w:sz="6" w:space="0" w:color="auto"/>
+            </w:tcBorders>
+            <w:vAlign w:val="center"/>
+            <w:hideMark/>
+          </w:tcPr>
+          <w:p>
+            <w:r>
+              <w:t>0.0375</w:t>
+            </w:r>
+          </w:p>
+        </w:tc>
+        <w:tc>
+          <w:tcPr>
+            <w:tcW w:w="0" w:type="auto"/>
+            <w:tcBorders>
+              <w:top w:val="outset" w:sz="6" w:space="0" w:color="auto"/>
+              <w:left w:val="outset" w:sz="6" w:space="0" w:color="auto"/>
+              <w:bottom w:val="outset" w:sz="6" w:space="0" w:color="auto"/>
+              <w:right w:val="outset" w:sz="6" w:space="0" w:color="auto"/>
+            </w:tcBorders>
+            <w:vAlign w:val="center"/>
+            <w:hideMark/>
+          </w:tcPr>
+          <w:p>
+            <w:r>
+              <w:t>0.4610</w:t>
+            </w:r>
+          </w:p>
+        </w:tc>
+        <w:tc>
+          <w:tcPr>
+            <w:tcW w:w="0" w:type="auto"/>
+            <w:tcBorders>
+              <w:top w:val="outset" w:sz="6" w:space="0" w:color="auto"/>
+              <w:left w:val="outset" w:sz="6" w:space="0" w:color="auto"/>
+              <w:bottom w:val="outset" w:sz="6" w:space="0" w:color="auto"/>
+              <w:right w:val="outset" w:sz="6" w:space="0" w:color="auto"/>
+            </w:tcBorders>
+            <w:vAlign w:val="center"/>
+            <w:hideMark/>
+          </w:tcPr>
+          <w:p>
+            <w:r>
+              <w:t>0.7638</w:t>
+            </w:r>
+          </w:p>
+        </w:tc>
+      </w:tr>
+      <w:tr>
         <w:tc>
           <w:tcPr>
             <w:tcW w:w="0" w:type="auto"/>
@@ -672,50 +1510,746 @@
                 <w:b/>
                 <w:bCs/>
               </w:rPr>
-              <w:t>0,8946</w:t>
-            </w:r>
-          </w:p>
-        </w:tc>
-        <w:tc>
-          <w:tcPr>
-            <w:tcW w:w="0" w:type="auto"/>
-            <w:tcBorders>
-              <w:top w:val="outset" w:sz="6" w:space="0" w:color="auto"/>
-              <w:left w:val="outset" w:sz="6" w:space="0" w:color="auto"/>
-              <w:bottom w:val="outset" w:sz="6" w:space="0" w:color="auto"/>
-              <w:right w:val="outset" w:sz="6" w:space="0" w:color="auto"/>
-            </w:tcBorders>
-            <w:vAlign w:val="center"/>
-            <w:hideMark/>
-          </w:tcPr>
-          <w:p>
+              <w:t xml:space="preserve">XGB </w:t>
+            </w:r>
+            <w:proofErr w:type="spellStart"/>
             <w:r>
               <w:rPr>
                 <w:b/>
                 <w:bCs/>
               </w:rPr>
-              <w:t>8,6%</w:t>
+              <w:t>baseline</w:t>
+            </w:r>
+            <w:proofErr w:type="spellEnd"/>
+          </w:p>
+        </w:tc>
+        <w:tc>
+          <w:tcPr>
+            <w:tcW w:w="0" w:type="auto"/>
+            <w:tcBorders>
+              <w:top w:val="outset" w:sz="6" w:space="0" w:color="auto"/>
+              <w:left w:val="outset" w:sz="6" w:space="0" w:color="auto"/>
+              <w:bottom w:val="outset" w:sz="6" w:space="0" w:color="auto"/>
+              <w:right w:val="outset" w:sz="6" w:space="0" w:color="auto"/>
+            </w:tcBorders>
+            <w:vAlign w:val="center"/>
+            <w:hideMark/>
+          </w:tcPr>
+          <w:p>
+            <w:r>
+              <w:t>29</w:t>
+            </w:r>
+          </w:p>
+        </w:tc>
+        <w:tc>
+          <w:tcPr>
+            <w:tcW w:w="0" w:type="auto"/>
+            <w:tcBorders>
+              <w:top w:val="outset" w:sz="6" w:space="0" w:color="auto"/>
+              <w:left w:val="outset" w:sz="6" w:space="0" w:color="auto"/>
+              <w:bottom w:val="outset" w:sz="6" w:space="0" w:color="auto"/>
+              <w:right w:val="outset" w:sz="6" w:space="0" w:color="auto"/>
+            </w:tcBorders>
+            <w:vAlign w:val="center"/>
+            <w:hideMark/>
+          </w:tcPr>
+          <w:p>
+            <w:r>
+              <w:t>307</w:t>
+            </w:r>
+          </w:p>
+        </w:tc>
+        <w:tc>
+          <w:tcPr>
+            <w:tcW w:w="0" w:type="auto"/>
+            <w:tcBorders>
+              <w:top w:val="outset" w:sz="6" w:space="0" w:color="auto"/>
+              <w:left w:val="outset" w:sz="6" w:space="0" w:color="auto"/>
+              <w:bottom w:val="outset" w:sz="6" w:space="0" w:color="auto"/>
+              <w:right w:val="outset" w:sz="6" w:space="0" w:color="auto"/>
+            </w:tcBorders>
+            <w:vAlign w:val="center"/>
+            <w:hideMark/>
+          </w:tcPr>
+          <w:p>
+            <w:r>
+              <w:t>748</w:t>
+            </w:r>
+          </w:p>
+        </w:tc>
+        <w:tc>
+          <w:tcPr>
+            <w:tcW w:w="0" w:type="auto"/>
+            <w:tcBorders>
+              <w:top w:val="outset" w:sz="6" w:space="0" w:color="auto"/>
+              <w:left w:val="outset" w:sz="6" w:space="0" w:color="auto"/>
+              <w:bottom w:val="outset" w:sz="6" w:space="0" w:color="auto"/>
+              <w:right w:val="outset" w:sz="6" w:space="0" w:color="auto"/>
+            </w:tcBorders>
+            <w:vAlign w:val="center"/>
+            <w:hideMark/>
+          </w:tcPr>
+          <w:p>
+            <w:r>
+              <w:t>8926</w:t>
+            </w:r>
+          </w:p>
+        </w:tc>
+        <w:tc>
+          <w:tcPr>
+            <w:tcW w:w="0" w:type="auto"/>
+            <w:tcBorders>
+              <w:top w:val="outset" w:sz="6" w:space="0" w:color="auto"/>
+              <w:left w:val="outset" w:sz="6" w:space="0" w:color="auto"/>
+              <w:bottom w:val="outset" w:sz="6" w:space="0" w:color="auto"/>
+              <w:right w:val="outset" w:sz="6" w:space="0" w:color="auto"/>
+            </w:tcBorders>
+            <w:vAlign w:val="center"/>
+            <w:hideMark/>
+          </w:tcPr>
+          <w:p>
+            <w:r>
+              <w:t>8.6%</w:t>
+            </w:r>
+          </w:p>
+        </w:tc>
+        <w:tc>
+          <w:tcPr>
+            <w:tcW w:w="0" w:type="auto"/>
+            <w:tcBorders>
+              <w:top w:val="outset" w:sz="6" w:space="0" w:color="auto"/>
+              <w:left w:val="outset" w:sz="6" w:space="0" w:color="auto"/>
+              <w:bottom w:val="outset" w:sz="6" w:space="0" w:color="auto"/>
+              <w:right w:val="outset" w:sz="6" w:space="0" w:color="auto"/>
+            </w:tcBorders>
+            <w:vAlign w:val="center"/>
+            <w:hideMark/>
+          </w:tcPr>
+          <w:p>
+            <w:r>
+              <w:t>91.4%</w:t>
+            </w:r>
+          </w:p>
+        </w:tc>
+        <w:tc>
+          <w:tcPr>
+            <w:tcW w:w="0" w:type="auto"/>
+            <w:tcBorders>
+              <w:top w:val="outset" w:sz="6" w:space="0" w:color="auto"/>
+              <w:left w:val="outset" w:sz="6" w:space="0" w:color="auto"/>
+              <w:bottom w:val="outset" w:sz="6" w:space="0" w:color="auto"/>
+              <w:right w:val="outset" w:sz="6" w:space="0" w:color="auto"/>
+            </w:tcBorders>
+            <w:vAlign w:val="center"/>
+            <w:hideMark/>
+          </w:tcPr>
+          <w:p>
+            <w:r>
+              <w:t>0.0863</w:t>
+            </w:r>
+          </w:p>
+        </w:tc>
+        <w:tc>
+          <w:tcPr>
+            <w:tcW w:w="0" w:type="auto"/>
+            <w:tcBorders>
+              <w:top w:val="outset" w:sz="6" w:space="0" w:color="auto"/>
+              <w:left w:val="outset" w:sz="6" w:space="0" w:color="auto"/>
+              <w:bottom w:val="outset" w:sz="6" w:space="0" w:color="auto"/>
+              <w:right w:val="outset" w:sz="6" w:space="0" w:color="auto"/>
+            </w:tcBorders>
+            <w:vAlign w:val="center"/>
+            <w:hideMark/>
+          </w:tcPr>
+          <w:p>
+            <w:r>
+              <w:t>0.0373</w:t>
+            </w:r>
+          </w:p>
+        </w:tc>
+        <w:tc>
+          <w:tcPr>
+            <w:tcW w:w="0" w:type="auto"/>
+            <w:tcBorders>
+              <w:top w:val="outset" w:sz="6" w:space="0" w:color="auto"/>
+              <w:left w:val="outset" w:sz="6" w:space="0" w:color="auto"/>
+              <w:bottom w:val="outset" w:sz="6" w:space="0" w:color="auto"/>
+              <w:right w:val="outset" w:sz="6" w:space="0" w:color="auto"/>
+            </w:tcBorders>
+            <w:vAlign w:val="center"/>
+            <w:hideMark/>
+          </w:tcPr>
+          <w:p>
+            <w:r>
+              <w:t>0.0521</w:t>
+            </w:r>
+          </w:p>
+        </w:tc>
+        <w:tc>
+          <w:tcPr>
+            <w:tcW w:w="0" w:type="auto"/>
+            <w:tcBorders>
+              <w:top w:val="outset" w:sz="6" w:space="0" w:color="auto"/>
+              <w:left w:val="outset" w:sz="6" w:space="0" w:color="auto"/>
+              <w:bottom w:val="outset" w:sz="6" w:space="0" w:color="auto"/>
+              <w:right w:val="outset" w:sz="6" w:space="0" w:color="auto"/>
+            </w:tcBorders>
+            <w:vAlign w:val="center"/>
+            <w:hideMark/>
+          </w:tcPr>
+          <w:p>
+            <w:r>
+              <w:t>0.5017</w:t>
+            </w:r>
+          </w:p>
+        </w:tc>
+        <w:tc>
+          <w:tcPr>
+            <w:tcW w:w="0" w:type="auto"/>
+            <w:tcBorders>
+              <w:top w:val="outset" w:sz="6" w:space="0" w:color="auto"/>
+              <w:left w:val="outset" w:sz="6" w:space="0" w:color="auto"/>
+              <w:bottom w:val="outset" w:sz="6" w:space="0" w:color="auto"/>
+              <w:right w:val="outset" w:sz="6" w:space="0" w:color="auto"/>
+            </w:tcBorders>
+            <w:vAlign w:val="center"/>
+            <w:hideMark/>
+          </w:tcPr>
+          <w:p>
+            <w:r>
+              <w:t>0.8946</w:t>
             </w:r>
           </w:p>
         </w:tc>
       </w:tr>
     </w:tbl>
     <w:p>
-      <w:r>
+      <w:pPr>
         <w:rPr>
           <w:b/>
           <w:bCs/>
         </w:rPr>
-        <w:t>Synthèse par Modèle :</w:t>
+      </w:pPr>
+      <w:r>
+        <w:rPr>
+          <w:b/>
+          <w:bCs/>
+        </w:rPr>
+        <w:t>3. Analyse Comparative par Architecture de Modèle</w:t>
       </w:r>
     </w:p>
     <w:p>
+      <w:r>
+        <w:t>L'examen des trajectoires d'optimisation révèle des comportements divergents face à la complexité des données :</w:t>
+      </w:r>
+    </w:p>
+    <w:p>
       <w:pPr>
         <w:numPr>
           <w:ilvl w:val="0"/>
-          <w:numId w:val="2"/>
+          <w:numId w:val="6"/>
         </w:numPr>
       </w:pPr>
+      <w:r>
+        <w:rPr>
+          <w:b/>
+          <w:bCs/>
+        </w:rPr>
+        <w:t>Régression Logistique (LR) :</w:t>
+      </w:r>
+      <w:r>
+        <w:t xml:space="preserve"> On observe un basculement radical entre la version </w:t>
+      </w:r>
+      <w:proofErr w:type="spellStart"/>
+      <w:r>
+        <w:t>baseline</w:t>
+      </w:r>
+      <w:proofErr w:type="spellEnd"/>
+      <w:r>
+        <w:t xml:space="preserve"> et </w:t>
+      </w:r>
+      <w:proofErr w:type="spellStart"/>
+      <w:r>
+        <w:t>tuned</w:t>
+      </w:r>
+      <w:proofErr w:type="spellEnd"/>
+      <w:r>
+        <w:t xml:space="preserve">. Le </w:t>
+      </w:r>
+      <w:proofErr w:type="spellStart"/>
+      <w:r>
+        <w:t>Recall</w:t>
+      </w:r>
+      <w:proofErr w:type="spellEnd"/>
+      <w:r>
+        <w:t xml:space="preserve"> bondit de 69% à 96,4%, capturant la quasi-totalité des pannes. Cependant, l'effondrement de l'</w:t>
+      </w:r>
+      <w:proofErr w:type="spellStart"/>
+      <w:r>
+        <w:t>Accuracy</w:t>
+      </w:r>
+      <w:proofErr w:type="spellEnd"/>
+      <w:r>
+        <w:t xml:space="preserve"> (de 0,3200 à 0,1134) indique que le modèle a "abandonné" toute velléité de classification binaire pour se transformer en un prédicteur de classe positive quasi systématique.</w:t>
+      </w:r>
+    </w:p>
+    <w:p>
+      <w:pPr>
+        <w:numPr>
+          <w:ilvl w:val="0"/>
+          <w:numId w:val="6"/>
+        </w:numPr>
+      </w:pPr>
+      <w:proofErr w:type="spellStart"/>
+      <w:r>
+        <w:rPr>
+          <w:b/>
+          <w:bCs/>
+        </w:rPr>
+        <w:t>XGBoost</w:t>
+      </w:r>
+      <w:proofErr w:type="spellEnd"/>
+      <w:r>
+        <w:rPr>
+          <w:b/>
+          <w:bCs/>
+        </w:rPr>
+        <w:t xml:space="preserve"> (XGB) :</w:t>
+      </w:r>
+      <w:r>
+        <w:t xml:space="preserve"> La version </w:t>
+      </w:r>
+      <w:proofErr w:type="spellStart"/>
+      <w:r>
+        <w:t>baseline</w:t>
+      </w:r>
+      <w:proofErr w:type="spellEnd"/>
+      <w:r>
+        <w:t xml:space="preserve"> s'avère totalement inopérante (</w:t>
+      </w:r>
+      <w:proofErr w:type="spellStart"/>
+      <w:r>
+        <w:t>Recall</w:t>
+      </w:r>
+      <w:proofErr w:type="spellEnd"/>
+      <w:r>
+        <w:t xml:space="preserve"> de 8,6%). L'optimisation force une progression spectaculaire de la détection (85,1%), mais au prix d'une explosion incontrôlée du volume de faux positifs (FP), qui passe de 748 à 7656.</w:t>
+      </w:r>
+    </w:p>
+    <w:p>
+      <w:pPr>
+        <w:numPr>
+          <w:ilvl w:val="0"/>
+          <w:numId w:val="6"/>
+        </w:numPr>
+      </w:pPr>
+      <w:r>
+        <w:rPr>
+          <w:b/>
+          <w:bCs/>
+        </w:rPr>
+        <w:lastRenderedPageBreak/>
+        <w:t>Random Forest (RF) :</w:t>
+      </w:r>
+      <w:r>
+        <w:t xml:space="preserve"> C'est le modèle qui réagit de la manière la plus saine à l'optimisation. Bien que son </w:t>
+      </w:r>
+      <w:proofErr w:type="spellStart"/>
+      <w:r>
+        <w:t>Recall</w:t>
+      </w:r>
+      <w:proofErr w:type="spellEnd"/>
+      <w:r>
+        <w:t xml:space="preserve"> final (63,7%) soit inférieur à celui de LR, il maintient l'</w:t>
+      </w:r>
+      <w:proofErr w:type="spellStart"/>
+      <w:r>
+        <w:t>Accuracy</w:t>
+      </w:r>
+      <w:proofErr w:type="spellEnd"/>
+      <w:r>
+        <w:t xml:space="preserve"> la plus équilibrée des modèles </w:t>
+      </w:r>
+      <w:proofErr w:type="spellStart"/>
+      <w:r>
+        <w:t>tuned</w:t>
+      </w:r>
+      <w:proofErr w:type="spellEnd"/>
+      <w:r>
+        <w:t xml:space="preserve"> (0,4837). Contrairement aux autres, il tente de préserver une structure de décision cohérente.</w:t>
+      </w:r>
+    </w:p>
+    <w:p>
+      <w:pPr>
+        <w:rPr>
+          <w:b/>
+          <w:bCs/>
+        </w:rPr>
+      </w:pPr>
+      <w:r>
+        <w:rPr>
+          <w:b/>
+          <w:bCs/>
+        </w:rPr>
+        <w:t>4. Étude Critique du Compromis Rappel (</w:t>
+      </w:r>
+      <w:proofErr w:type="spellStart"/>
+      <w:r>
+        <w:rPr>
+          <w:b/>
+          <w:bCs/>
+        </w:rPr>
+        <w:t>Recall</w:t>
+      </w:r>
+      <w:proofErr w:type="spellEnd"/>
+      <w:r>
+        <w:rPr>
+          <w:b/>
+          <w:bCs/>
+        </w:rPr>
+        <w:t>) vs. Exactitude (</w:t>
+      </w:r>
+      <w:proofErr w:type="spellStart"/>
+      <w:r>
+        <w:rPr>
+          <w:b/>
+          <w:bCs/>
+        </w:rPr>
+        <w:t>Accuracy</w:t>
+      </w:r>
+      <w:proofErr w:type="spellEnd"/>
+      <w:r>
+        <w:rPr>
+          <w:b/>
+          <w:bCs/>
+        </w:rPr>
+        <w:t>)</w:t>
+      </w:r>
+    </w:p>
+    <w:p>
+      <w:r>
+        <w:t>L'arbitrage entre détection exhaustive et précision opérationnelle est le point névralgique de cette étude.</w:t>
+      </w:r>
+    </w:p>
+    <w:p>
+      <w:pPr>
+        <w:numPr>
+          <w:ilvl w:val="0"/>
+          <w:numId w:val="7"/>
+        </w:numPr>
+      </w:pPr>
+      <w:r>
+        <w:rPr>
+          <w:b/>
+          <w:bCs/>
+        </w:rPr>
+        <w:t>L'illusion de l'</w:t>
+      </w:r>
+      <w:proofErr w:type="spellStart"/>
+      <w:r>
+        <w:rPr>
+          <w:b/>
+          <w:bCs/>
+        </w:rPr>
+        <w:t>Accuracy</w:t>
+      </w:r>
+      <w:proofErr w:type="spellEnd"/>
+      <w:r>
+        <w:rPr>
+          <w:b/>
+          <w:bCs/>
+        </w:rPr>
+        <w:t xml:space="preserve"> (Le piège du XGB </w:t>
+      </w:r>
+      <w:proofErr w:type="spellStart"/>
+      <w:r>
+        <w:rPr>
+          <w:b/>
+          <w:bCs/>
+        </w:rPr>
+        <w:t>baseline</w:t>
+      </w:r>
+      <w:proofErr w:type="spellEnd"/>
+      <w:r>
+        <w:rPr>
+          <w:b/>
+          <w:bCs/>
+        </w:rPr>
+        <w:t>) :</w:t>
+      </w:r>
+      <w:r>
+        <w:t xml:space="preserve"> Avec 0,8946, XGB </w:t>
+      </w:r>
+      <w:proofErr w:type="spellStart"/>
+      <w:r>
+        <w:t>baseline</w:t>
+      </w:r>
+      <w:proofErr w:type="spellEnd"/>
+      <w:r>
+        <w:t xml:space="preserve"> affiche l'</w:t>
+      </w:r>
+      <w:proofErr w:type="spellStart"/>
+      <w:r>
+        <w:t>Accuracy</w:t>
+      </w:r>
+      <w:proofErr w:type="spellEnd"/>
+      <w:r>
+        <w:t xml:space="preserve"> la plus élevée. En tant qu'ingénieur, il faut dénoncer ce score comme un mirage statistique : dans un jeu de données déséquilibré, un classifieur "idiot" prédisant systématiquement l'absence de panne obtiendrait une </w:t>
+      </w:r>
+      <w:proofErr w:type="spellStart"/>
+      <w:r>
+        <w:t>Accuracy</w:t>
+      </w:r>
+      <w:proofErr w:type="spellEnd"/>
+      <w:r>
+        <w:t xml:space="preserve"> supérieure. Avec 91,4% de pannes manquées, ce modèle est un échec industriel total.</w:t>
+      </w:r>
+    </w:p>
+    <w:p>
+      <w:pPr>
+        <w:numPr>
+          <w:ilvl w:val="0"/>
+          <w:numId w:val="7"/>
+        </w:numPr>
+      </w:pPr>
+      <w:r>
+        <w:rPr>
+          <w:b/>
+          <w:bCs/>
+        </w:rPr>
+        <w:t xml:space="preserve">Le coût de l'hyper-sensibilité (LR </w:t>
+      </w:r>
+      <w:proofErr w:type="spellStart"/>
+      <w:r>
+        <w:rPr>
+          <w:b/>
+          <w:bCs/>
+        </w:rPr>
+        <w:t>tuned</w:t>
+      </w:r>
+      <w:proofErr w:type="spellEnd"/>
+      <w:r>
+        <w:rPr>
+          <w:b/>
+          <w:bCs/>
+        </w:rPr>
+        <w:t>) :</w:t>
+      </w:r>
+      <w:r>
+        <w:t xml:space="preserve"> Le modèle LR </w:t>
+      </w:r>
+      <w:proofErr w:type="spellStart"/>
+      <w:r>
+        <w:t>tuned</w:t>
+      </w:r>
+      <w:proofErr w:type="spellEnd"/>
+      <w:r>
+        <w:t xml:space="preserve"> assure une sécurité maximale (seulement 3,6% de pannes manquées). Toutefois, le revers de la médaille est une "fatigue d'alarme" critique : avec 8 863 faux positifs pour 324 vrais positifs, le ratio est d'environ </w:t>
+      </w:r>
+      <w:r>
+        <w:rPr>
+          <w:b/>
+          <w:bCs/>
+        </w:rPr>
+        <w:t>1 succès pour 27 inspections inutiles</w:t>
+      </w:r>
+      <w:r>
+        <w:t>. Ce niveau de "False Discovery Rate" est difficilement supportable pour des équipes de maintenance terrain.</w:t>
+      </w:r>
+    </w:p>
+    <w:p>
+      <w:pPr>
+        <w:numPr>
+          <w:ilvl w:val="0"/>
+          <w:numId w:val="7"/>
+        </w:numPr>
+      </w:pPr>
+      <w:r>
+        <w:rPr>
+          <w:b/>
+          <w:bCs/>
+        </w:rPr>
+        <w:t>Logique Métier :</w:t>
+      </w:r>
+      <w:r>
+        <w:t xml:space="preserve"> En maintenance, le coût d'un faux négatif (FN - panne non vue entraînant un arrêt de production) surpasse généralement celui d'un faux positif (FP - inspection préventive superflue). L'orientation vers des modèles à haut </w:t>
+      </w:r>
+      <w:proofErr w:type="spellStart"/>
+      <w:r>
+        <w:t>Recall</w:t>
+      </w:r>
+      <w:proofErr w:type="spellEnd"/>
+      <w:r>
+        <w:t xml:space="preserve"> est donc justifiée, bien que la </w:t>
+      </w:r>
+      <w:proofErr w:type="spellStart"/>
+      <w:r>
+        <w:t>Precision</w:t>
+      </w:r>
+      <w:proofErr w:type="spellEnd"/>
+      <w:r>
+        <w:t xml:space="preserve"> famélique (inférieure à 0,05 pour tous les modèles) pose la question de la viabilité économique du système actuel.</w:t>
+      </w:r>
+    </w:p>
+    <w:p>
+      <w:pPr>
+        <w:rPr>
+          <w:b/>
+          <w:bCs/>
+        </w:rPr>
+      </w:pPr>
+      <w:r>
+        <w:rPr>
+          <w:b/>
+          <w:bCs/>
+        </w:rPr>
+        <w:t>5. Impact de l'Optimisation des Hyperparamètres</w:t>
+      </w:r>
+    </w:p>
+    <w:p>
+      <w:r>
+        <w:t>Le processus de tuning a permis d'extraire le maximum de capacité prédictive des modèles, mais souligne les limites structurelles des données :</w:t>
+      </w:r>
+    </w:p>
+    <w:p>
+      <w:pPr>
+        <w:numPr>
+          <w:ilvl w:val="0"/>
+          <w:numId w:val="8"/>
+        </w:numPr>
+      </w:pPr>
+      <w:r>
+        <w:rPr>
+          <w:b/>
+          <w:bCs/>
+        </w:rPr>
+        <w:t xml:space="preserve">Augmentation systématique du </w:t>
+      </w:r>
+      <w:proofErr w:type="spellStart"/>
+      <w:r>
+        <w:rPr>
+          <w:b/>
+          <w:bCs/>
+        </w:rPr>
+        <w:t>Recall</w:t>
+      </w:r>
+      <w:proofErr w:type="spellEnd"/>
+      <w:r>
+        <w:rPr>
+          <w:b/>
+          <w:bCs/>
+        </w:rPr>
+        <w:t xml:space="preserve"> :</w:t>
+      </w:r>
+      <w:r>
+        <w:t xml:space="preserve"> L'optimisation a rempli son rôle de décentrage du seuil de décision pour favoriser la classe minoritaire.</w:t>
+      </w:r>
+    </w:p>
+    <w:p>
+      <w:pPr>
+        <w:numPr>
+          <w:ilvl w:val="0"/>
+          <w:numId w:val="8"/>
+        </w:numPr>
+      </w:pPr>
+      <w:r>
+        <w:rPr>
+          <w:b/>
+          <w:bCs/>
+        </w:rPr>
+        <w:t xml:space="preserve">Dégradation de la </w:t>
+      </w:r>
+      <w:proofErr w:type="spellStart"/>
+      <w:r>
+        <w:rPr>
+          <w:b/>
+          <w:bCs/>
+        </w:rPr>
+        <w:t>Precision</w:t>
+      </w:r>
+      <w:proofErr w:type="spellEnd"/>
+      <w:r>
+        <w:rPr>
+          <w:b/>
+          <w:bCs/>
+        </w:rPr>
+        <w:t xml:space="preserve"> :</w:t>
+      </w:r>
+      <w:r>
+        <w:t xml:space="preserve"> La corrélation est inversement proportionnelle ; chaque gain en </w:t>
+      </w:r>
+      <w:proofErr w:type="spellStart"/>
+      <w:r>
+        <w:t>Recall</w:t>
+      </w:r>
+      <w:proofErr w:type="spellEnd"/>
+      <w:r>
+        <w:t xml:space="preserve"> détériore mécaniquement la précision.</w:t>
+      </w:r>
+    </w:p>
+    <w:p>
+      <w:pPr>
+        <w:numPr>
+          <w:ilvl w:val="0"/>
+          <w:numId w:val="8"/>
+        </w:numPr>
+      </w:pPr>
+      <w:r>
+        <w:rPr>
+          <w:b/>
+          <w:bCs/>
+        </w:rPr>
+        <w:t>Critique de l'AUC-ROC :</w:t>
+      </w:r>
+      <w:r>
+        <w:t xml:space="preserve"> Bien que RF </w:t>
+      </w:r>
+      <w:proofErr w:type="spellStart"/>
+      <w:r>
+        <w:t>tuned</w:t>
+      </w:r>
+      <w:proofErr w:type="spellEnd"/>
+      <w:r>
+        <w:t xml:space="preserve"> obtienne le "meilleur" score (0,5493), il faut rester lucide : une valeur si proche de 0,5 indique que le modèle performe à peine mieux qu'un lancer de pièce de monnaie. L'optimisation a atteint un plafond de verre.</w:t>
+      </w:r>
+    </w:p>
+    <w:p>
+      <w:pPr>
+        <w:rPr>
+          <w:b/>
+          <w:bCs/>
+        </w:rPr>
+      </w:pPr>
+      <w:r>
+        <w:rPr>
+          <w:b/>
+          <w:bCs/>
+        </w:rPr>
+        <w:t>6. Conclusion et Recommandations Techniques</w:t>
+      </w:r>
+    </w:p>
+    <w:p>
+      <w:r>
+        <w:t>Le choix du modèle dépendra strictement de la stratégie de gestion des risques de l'usine :</w:t>
+      </w:r>
+    </w:p>
+    <w:p>
+      <w:pPr>
+        <w:numPr>
+          <w:ilvl w:val="0"/>
+          <w:numId w:val="9"/>
+        </w:numPr>
+      </w:pPr>
+      <w:r>
+        <w:rPr>
+          <w:b/>
+          <w:bCs/>
+        </w:rPr>
+        <w:t>Priorité Zéro Panne :</w:t>
+      </w:r>
+      <w:r>
+        <w:t xml:space="preserve"> Recommander </w:t>
+      </w:r>
       <w:r>
         <w:rPr>
           <w:b/>
@@ -729,47 +2263,38 @@
           <w:b/>
           <w:bCs/>
         </w:rPr>
-        <w:t>baseline</w:t>
+        <w:t>tuned</w:t>
       </w:r>
       <w:proofErr w:type="spellEnd"/>
+      <w:r>
+        <w:t xml:space="preserve"> (</w:t>
+      </w:r>
+      <w:proofErr w:type="spellStart"/>
+      <w:r>
+        <w:t>Recall</w:t>
+      </w:r>
+      <w:proofErr w:type="spellEnd"/>
+      <w:r>
+        <w:t xml:space="preserve"> 0,9643). C'est le seul modèle garantissant une couverture quasi exhaustive, quitte à saturer les techniciens d'interventions inutiles.</w:t>
+      </w:r>
+    </w:p>
+    <w:p>
+      <w:pPr>
+        <w:numPr>
+          <w:ilvl w:val="0"/>
+          <w:numId w:val="9"/>
+        </w:numPr>
+      </w:pPr>
       <w:r>
         <w:rPr>
           <w:b/>
           <w:bCs/>
         </w:rPr>
-        <w:t xml:space="preserve"> :</w:t>
-      </w:r>
-      <w:r>
-        <w:t xml:space="preserve"> Présente un équilibre relatif, captant </w:t>
-      </w:r>
-      <w:r>
-        <w:rPr>
-          <w:b/>
-          <w:bCs/>
-        </w:rPr>
-        <w:t>69,0%</w:t>
-      </w:r>
-      <w:r>
-        <w:t xml:space="preserve"> des pannes, mais avec une précision de </w:t>
-      </w:r>
-      <w:r>
-        <w:rPr>
-          <w:b/>
-          <w:bCs/>
-        </w:rPr>
-        <w:t>0,0335</w:t>
-      </w:r>
-      <w:r>
-        <w:t xml:space="preserve"> déjà alarmante.</w:t>
-      </w:r>
-    </w:p>
-    <w:p>
-      <w:pPr>
-        <w:numPr>
-          <w:ilvl w:val="0"/>
-          <w:numId w:val="2"/>
-        </w:numPr>
-      </w:pPr>
+        <w:t>Compromis Opérationnel :</w:t>
+      </w:r>
+      <w:r>
+        <w:t xml:space="preserve"> Recommander </w:t>
+      </w:r>
       <w:r>
         <w:rPr>
           <w:b/>
@@ -783,1276 +2308,94 @@
           <w:b/>
           <w:bCs/>
         </w:rPr>
-        <w:t>baseline</w:t>
+        <w:t>tuned</w:t>
       </w:r>
       <w:proofErr w:type="spellEnd"/>
       <w:r>
-        <w:rPr>
-          <w:b/>
-          <w:bCs/>
-        </w:rPr>
-        <w:t xml:space="preserve"> et XGB </w:t>
+        <w:t xml:space="preserve">. Malgré un </w:t>
       </w:r>
       <w:proofErr w:type="spellStart"/>
       <w:r>
-        <w:rPr>
-          <w:b/>
-          <w:bCs/>
-        </w:rPr>
-        <w:t>baseline</w:t>
+        <w:t>Recall</w:t>
       </w:r>
       <w:proofErr w:type="spellEnd"/>
       <w:r>
-        <w:rPr>
-          <w:b/>
-          <w:bCs/>
-        </w:rPr>
-        <w:t xml:space="preserve"> :</w:t>
-      </w:r>
-      <w:r>
-        <w:t xml:space="preserve"> Ces modèles sont des échecs techniques. XGB affiche une </w:t>
-      </w:r>
-      <w:proofErr w:type="spellStart"/>
-      <w:r>
-        <w:t>Accuracy</w:t>
-      </w:r>
-      <w:proofErr w:type="spellEnd"/>
-      <w:r>
-        <w:t xml:space="preserve"> flatteuse de </w:t>
-      </w:r>
-      <w:r>
-        <w:rPr>
-          <w:b/>
-          <w:bCs/>
-        </w:rPr>
-        <w:t>89,46%</w:t>
-      </w:r>
-      <w:r>
-        <w:t xml:space="preserve"> mais échoue à détecter </w:t>
-      </w:r>
-      <w:r>
-        <w:rPr>
-          <w:b/>
-          <w:bCs/>
-        </w:rPr>
-        <w:t>91,4%</w:t>
-      </w:r>
-      <w:r>
-        <w:t xml:space="preserve"> des pannes. Plus grave, RF </w:t>
-      </w:r>
-      <w:proofErr w:type="spellStart"/>
-      <w:r>
-        <w:t>baseline</w:t>
-      </w:r>
-      <w:proofErr w:type="spellEnd"/>
-      <w:r>
-        <w:t xml:space="preserve"> présente un AUC-ROC de </w:t>
-      </w:r>
-      <w:r>
-        <w:rPr>
-          <w:b/>
-          <w:bCs/>
-        </w:rPr>
-        <w:t>0,4610</w:t>
-      </w:r>
-      <w:r>
-        <w:t>, ce qui signifie qu'il est statistiquement moins performant qu'un tirage à pile ou face.</w:t>
+        <w:t xml:space="preserve"> plus faible, c'est l'architecture qui démontre la meilleure tenue statistique et le meilleur rapport entre pannes détectées et ressources d'inspection mobilisées.</w:t>
       </w:r>
     </w:p>
     <w:p>
-      <w:r>
-        <w:rPr>
-          <w:b/>
-          <w:bCs/>
-        </w:rPr>
-        <w:t>Forces et Faiblesses :</w:t>
-      </w:r>
-    </w:p>
-    <w:p>
-      <w:pPr>
-        <w:numPr>
-          <w:ilvl w:val="0"/>
-          <w:numId w:val="3"/>
-        </w:numPr>
-      </w:pPr>
-      <w:r>
-        <w:rPr>
-          <w:b/>
-          <w:bCs/>
-        </w:rPr>
-        <w:t>Forces :</w:t>
-      </w:r>
-      <w:r>
-        <w:t xml:space="preserve"> Faible taux de Faux Positifs pour XGB </w:t>
-      </w:r>
-      <w:proofErr w:type="spellStart"/>
-      <w:r>
-        <w:t>baseline</w:t>
-      </w:r>
-      <w:proofErr w:type="spellEnd"/>
-      <w:r>
-        <w:t xml:space="preserve"> (</w:t>
-      </w:r>
-      <w:r>
-        <w:rPr>
-          <w:b/>
-          <w:bCs/>
-        </w:rPr>
-        <w:t>748</w:t>
-      </w:r>
-      <w:r>
-        <w:t>).</w:t>
-      </w:r>
-    </w:p>
-    <w:p>
-      <w:pPr>
-        <w:numPr>
-          <w:ilvl w:val="0"/>
-          <w:numId w:val="3"/>
-        </w:numPr>
-      </w:pPr>
       <w:r>
         <w:rPr>
           <w:b/>
           <w:bCs/>
         </w:rPr>
         <w:lastRenderedPageBreak/>
-        <w:t>Faiblesses :</w:t>
-      </w:r>
-      <w:r>
-        <w:t xml:space="preserve"> Biais massif vers la classe majoritaire ; incapacité à extraire un signal utile pour les modèles d'ensemble (RF/XGB).</w:t>
+        <w:t>Avertissement Critique :</w:t>
+      </w:r>
+      <w:r>
+        <w:t xml:space="preserve"> Une </w:t>
+      </w:r>
+      <w:proofErr w:type="spellStart"/>
+      <w:r>
+        <w:t>Precision</w:t>
+      </w:r>
+      <w:proofErr w:type="spellEnd"/>
+      <w:r>
+        <w:t xml:space="preserve"> plafonnant à 0,0407 est un signal d'alarme pour tout ingénieur ML. Avant tout déploiement en production, il est impératif de :</w:t>
       </w:r>
     </w:p>
     <w:p>
-      <w:r>
-        <w:t xml:space="preserve">-------------------------------------------------------------------------------- </w:t>
+      <w:pPr>
+        <w:numPr>
+          <w:ilvl w:val="0"/>
+          <w:numId w:val="10"/>
+        </w:numPr>
+      </w:pPr>
+      <w:r>
+        <w:t xml:space="preserve">Mettre en œuvre des techniques avancées de gestion du déséquilibre (ajustement des poids de classes via </w:t>
+      </w:r>
+      <w:proofErr w:type="spellStart"/>
+      <w:r>
+        <w:t>class_weight</w:t>
+      </w:r>
+      <w:proofErr w:type="spellEnd"/>
+      <w:r>
+        <w:t>='</w:t>
+      </w:r>
+      <w:proofErr w:type="spellStart"/>
+      <w:r>
+        <w:t>balanced</w:t>
+      </w:r>
+      <w:proofErr w:type="spellEnd"/>
+      <w:r>
+        <w:t>' ou échantillonnage SMOTE).</w:t>
       </w:r>
     </w:p>
     <w:p>
       <w:pPr>
-        <w:rPr>
-          <w:b/>
-          <w:bCs/>
-        </w:rPr>
-      </w:pPr>
-      <w:r>
-        <w:rPr>
-          <w:b/>
-          <w:bCs/>
-        </w:rPr>
-        <w:t xml:space="preserve">3. Évaluation des Modèles </w:t>
-      </w:r>
-      <w:proofErr w:type="spellStart"/>
-      <w:r>
-        <w:rPr>
-          <w:b/>
-          <w:bCs/>
-        </w:rPr>
-        <w:t>Tuned</w:t>
-      </w:r>
-      <w:proofErr w:type="spellEnd"/>
-      <w:r>
-        <w:rPr>
-          <w:b/>
-          <w:bCs/>
-        </w:rPr>
-        <w:t xml:space="preserve"> (Optimisés)</w:t>
-      </w:r>
-    </w:p>
-    <w:p>
-      <w:r>
-        <w:t>L'optimisation, axée sur la sensibilité, a forcé les modèles dans une impasse analytique où la détection ne repose plus sur l'apprentissage, mais sur la prédiction systématique de la panne.</w:t>
-      </w:r>
-    </w:p>
-    <w:p>
-      <w:r>
-        <w:rPr>
-          <w:b/>
-          <w:bCs/>
-        </w:rPr>
-        <w:t>Analyse de l'Optimisation :</w:t>
-      </w:r>
-    </w:p>
-    <w:tbl>
-      <w:tblPr>
-        <w:tblW w:w="5000" w:type="pct"/>
-        <w:tblBorders>
-          <w:top w:val="outset" w:sz="6" w:space="0" w:color="auto"/>
-          <w:left w:val="outset" w:sz="6" w:space="0" w:color="auto"/>
-          <w:bottom w:val="outset" w:sz="6" w:space="0" w:color="auto"/>
-          <w:right w:val="outset" w:sz="6" w:space="0" w:color="auto"/>
-        </w:tblBorders>
-        <w:tblCellMar>
-          <w:top w:w="15" w:type="dxa"/>
-          <w:left w:w="15" w:type="dxa"/>
-          <w:bottom w:w="15" w:type="dxa"/>
-          <w:right w:w="15" w:type="dxa"/>
-        </w:tblCellMar>
-        <w:tblLook w:val="04A0" w:firstRow="1" w:lastRow="0" w:firstColumn="1" w:lastColumn="0" w:noHBand="0" w:noVBand="1"/>
-      </w:tblPr>
-      <w:tblGrid>
-        <w:gridCol w:w="2128"/>
-        <w:gridCol w:w="1407"/>
-        <w:gridCol w:w="1876"/>
-        <w:gridCol w:w="1874"/>
-        <w:gridCol w:w="1771"/>
-      </w:tblGrid>
-      <w:tr>
-        <w:tc>
-          <w:tcPr>
-            <w:tcW w:w="0" w:type="auto"/>
-            <w:tcBorders>
-              <w:top w:val="outset" w:sz="6" w:space="0" w:color="auto"/>
-              <w:left w:val="outset" w:sz="6" w:space="0" w:color="auto"/>
-              <w:bottom w:val="outset" w:sz="6" w:space="0" w:color="auto"/>
-              <w:right w:val="outset" w:sz="6" w:space="0" w:color="auto"/>
-            </w:tcBorders>
-            <w:vAlign w:val="center"/>
-            <w:hideMark/>
-          </w:tcPr>
-          <w:p>
-            <w:r>
-              <w:t>Modèle</w:t>
-            </w:r>
-          </w:p>
-        </w:tc>
-        <w:tc>
-          <w:tcPr>
-            <w:tcW w:w="0" w:type="auto"/>
-            <w:tcBorders>
-              <w:top w:val="outset" w:sz="6" w:space="0" w:color="auto"/>
-              <w:left w:val="outset" w:sz="6" w:space="0" w:color="auto"/>
-              <w:bottom w:val="outset" w:sz="6" w:space="0" w:color="auto"/>
-              <w:right w:val="outset" w:sz="6" w:space="0" w:color="auto"/>
-            </w:tcBorders>
-            <w:vAlign w:val="center"/>
-            <w:hideMark/>
-          </w:tcPr>
-          <w:p>
-            <w:proofErr w:type="spellStart"/>
-            <w:r>
-              <w:t>Recall</w:t>
-            </w:r>
-            <w:proofErr w:type="spellEnd"/>
-          </w:p>
-        </w:tc>
-        <w:tc>
-          <w:tcPr>
-            <w:tcW w:w="0" w:type="auto"/>
-            <w:tcBorders>
-              <w:top w:val="outset" w:sz="6" w:space="0" w:color="auto"/>
-              <w:left w:val="outset" w:sz="6" w:space="0" w:color="auto"/>
-              <w:bottom w:val="outset" w:sz="6" w:space="0" w:color="auto"/>
-              <w:right w:val="outset" w:sz="6" w:space="0" w:color="auto"/>
-            </w:tcBorders>
-            <w:vAlign w:val="center"/>
-            <w:hideMark/>
-          </w:tcPr>
-          <w:p>
-            <w:proofErr w:type="spellStart"/>
-            <w:r>
-              <w:t>Precision</w:t>
-            </w:r>
-            <w:proofErr w:type="spellEnd"/>
-          </w:p>
-        </w:tc>
-        <w:tc>
-          <w:tcPr>
-            <w:tcW w:w="0" w:type="auto"/>
-            <w:tcBorders>
-              <w:top w:val="outset" w:sz="6" w:space="0" w:color="auto"/>
-              <w:left w:val="outset" w:sz="6" w:space="0" w:color="auto"/>
-              <w:bottom w:val="outset" w:sz="6" w:space="0" w:color="auto"/>
-              <w:right w:val="outset" w:sz="6" w:space="0" w:color="auto"/>
-            </w:tcBorders>
-            <w:vAlign w:val="center"/>
-            <w:hideMark/>
-          </w:tcPr>
-          <w:p>
-            <w:proofErr w:type="spellStart"/>
-            <w:r>
-              <w:t>Accuracy</w:t>
-            </w:r>
-            <w:proofErr w:type="spellEnd"/>
-          </w:p>
-        </w:tc>
-        <w:tc>
-          <w:tcPr>
-            <w:tcW w:w="0" w:type="auto"/>
-            <w:tcBorders>
-              <w:top w:val="outset" w:sz="6" w:space="0" w:color="auto"/>
-              <w:left w:val="outset" w:sz="6" w:space="0" w:color="auto"/>
-              <w:bottom w:val="outset" w:sz="6" w:space="0" w:color="auto"/>
-              <w:right w:val="outset" w:sz="6" w:space="0" w:color="auto"/>
-            </w:tcBorders>
-            <w:vAlign w:val="center"/>
-            <w:hideMark/>
-          </w:tcPr>
-          <w:p>
-            <w:r>
-              <w:t>F1-score</w:t>
-            </w:r>
-          </w:p>
-        </w:tc>
-      </w:tr>
-      <w:tr>
-        <w:tc>
-          <w:tcPr>
-            <w:tcW w:w="0" w:type="auto"/>
-            <w:tcBorders>
-              <w:top w:val="outset" w:sz="6" w:space="0" w:color="auto"/>
-              <w:left w:val="outset" w:sz="6" w:space="0" w:color="auto"/>
-              <w:bottom w:val="outset" w:sz="6" w:space="0" w:color="auto"/>
-              <w:right w:val="outset" w:sz="6" w:space="0" w:color="auto"/>
-            </w:tcBorders>
-            <w:vAlign w:val="center"/>
-            <w:hideMark/>
-          </w:tcPr>
-          <w:p>
-            <w:r>
-              <w:t xml:space="preserve">LR </w:t>
-            </w:r>
-            <w:proofErr w:type="spellStart"/>
-            <w:r>
-              <w:t>tuned</w:t>
-            </w:r>
-            <w:proofErr w:type="spellEnd"/>
-          </w:p>
-        </w:tc>
-        <w:tc>
-          <w:tcPr>
-            <w:tcW w:w="0" w:type="auto"/>
-            <w:tcBorders>
-              <w:top w:val="outset" w:sz="6" w:space="0" w:color="auto"/>
-              <w:left w:val="outset" w:sz="6" w:space="0" w:color="auto"/>
-              <w:bottom w:val="outset" w:sz="6" w:space="0" w:color="auto"/>
-              <w:right w:val="outset" w:sz="6" w:space="0" w:color="auto"/>
-            </w:tcBorders>
-            <w:vAlign w:val="center"/>
-            <w:hideMark/>
-          </w:tcPr>
-          <w:p>
-            <w:r>
-              <w:rPr>
-                <w:b/>
-                <w:bCs/>
-              </w:rPr>
-              <w:t>1,0000</w:t>
-            </w:r>
-          </w:p>
-        </w:tc>
-        <w:tc>
-          <w:tcPr>
-            <w:tcW w:w="0" w:type="auto"/>
-            <w:tcBorders>
-              <w:top w:val="outset" w:sz="6" w:space="0" w:color="auto"/>
-              <w:left w:val="outset" w:sz="6" w:space="0" w:color="auto"/>
-              <w:bottom w:val="outset" w:sz="6" w:space="0" w:color="auto"/>
-              <w:right w:val="outset" w:sz="6" w:space="0" w:color="auto"/>
-            </w:tcBorders>
-            <w:vAlign w:val="center"/>
-            <w:hideMark/>
-          </w:tcPr>
-          <w:p>
-            <w:r>
-              <w:rPr>
-                <w:b/>
-                <w:bCs/>
-              </w:rPr>
-              <w:t>0,0336</w:t>
-            </w:r>
-          </w:p>
-        </w:tc>
-        <w:tc>
-          <w:tcPr>
-            <w:tcW w:w="0" w:type="auto"/>
-            <w:tcBorders>
-              <w:top w:val="outset" w:sz="6" w:space="0" w:color="auto"/>
-              <w:left w:val="outset" w:sz="6" w:space="0" w:color="auto"/>
-              <w:bottom w:val="outset" w:sz="6" w:space="0" w:color="auto"/>
-              <w:right w:val="outset" w:sz="6" w:space="0" w:color="auto"/>
-            </w:tcBorders>
-            <w:vAlign w:val="center"/>
-            <w:hideMark/>
-          </w:tcPr>
-          <w:p>
-            <w:r>
-              <w:rPr>
-                <w:b/>
-                <w:bCs/>
-              </w:rPr>
-              <w:t>0,0336</w:t>
-            </w:r>
-          </w:p>
-        </w:tc>
-        <w:tc>
-          <w:tcPr>
-            <w:tcW w:w="0" w:type="auto"/>
-            <w:tcBorders>
-              <w:top w:val="outset" w:sz="6" w:space="0" w:color="auto"/>
-              <w:left w:val="outset" w:sz="6" w:space="0" w:color="auto"/>
-              <w:bottom w:val="outset" w:sz="6" w:space="0" w:color="auto"/>
-              <w:right w:val="outset" w:sz="6" w:space="0" w:color="auto"/>
-            </w:tcBorders>
-            <w:vAlign w:val="center"/>
-            <w:hideMark/>
-          </w:tcPr>
-          <w:p>
-            <w:r>
-              <w:rPr>
-                <w:b/>
-                <w:bCs/>
-              </w:rPr>
-              <w:t>0,0650</w:t>
-            </w:r>
-          </w:p>
-        </w:tc>
-      </w:tr>
-      <w:tr>
-        <w:tc>
-          <w:tcPr>
-            <w:tcW w:w="0" w:type="auto"/>
-            <w:tcBorders>
-              <w:top w:val="outset" w:sz="6" w:space="0" w:color="auto"/>
-              <w:left w:val="outset" w:sz="6" w:space="0" w:color="auto"/>
-              <w:bottom w:val="outset" w:sz="6" w:space="0" w:color="auto"/>
-              <w:right w:val="outset" w:sz="6" w:space="0" w:color="auto"/>
-            </w:tcBorders>
-            <w:vAlign w:val="center"/>
-            <w:hideMark/>
-          </w:tcPr>
-          <w:p>
-            <w:r>
-              <w:t xml:space="preserve">RF </w:t>
-            </w:r>
-            <w:proofErr w:type="spellStart"/>
-            <w:r>
-              <w:t>tuned</w:t>
-            </w:r>
-            <w:proofErr w:type="spellEnd"/>
-          </w:p>
-        </w:tc>
-        <w:tc>
-          <w:tcPr>
-            <w:tcW w:w="0" w:type="auto"/>
-            <w:tcBorders>
-              <w:top w:val="outset" w:sz="6" w:space="0" w:color="auto"/>
-              <w:left w:val="outset" w:sz="6" w:space="0" w:color="auto"/>
-              <w:bottom w:val="outset" w:sz="6" w:space="0" w:color="auto"/>
-              <w:right w:val="outset" w:sz="6" w:space="0" w:color="auto"/>
-            </w:tcBorders>
-            <w:vAlign w:val="center"/>
-            <w:hideMark/>
-          </w:tcPr>
-          <w:p>
-            <w:r>
-              <w:rPr>
-                <w:b/>
-                <w:bCs/>
-              </w:rPr>
-              <w:t>1,0000</w:t>
-            </w:r>
-          </w:p>
-        </w:tc>
-        <w:tc>
-          <w:tcPr>
-            <w:tcW w:w="0" w:type="auto"/>
-            <w:tcBorders>
-              <w:top w:val="outset" w:sz="6" w:space="0" w:color="auto"/>
-              <w:left w:val="outset" w:sz="6" w:space="0" w:color="auto"/>
-              <w:bottom w:val="outset" w:sz="6" w:space="0" w:color="auto"/>
-              <w:right w:val="outset" w:sz="6" w:space="0" w:color="auto"/>
-            </w:tcBorders>
-            <w:vAlign w:val="center"/>
-            <w:hideMark/>
-          </w:tcPr>
-          <w:p>
-            <w:r>
-              <w:rPr>
-                <w:b/>
-                <w:bCs/>
-              </w:rPr>
-              <w:t>0,0336</w:t>
-            </w:r>
-          </w:p>
-        </w:tc>
-        <w:tc>
-          <w:tcPr>
-            <w:tcW w:w="0" w:type="auto"/>
-            <w:tcBorders>
-              <w:top w:val="outset" w:sz="6" w:space="0" w:color="auto"/>
-              <w:left w:val="outset" w:sz="6" w:space="0" w:color="auto"/>
-              <w:bottom w:val="outset" w:sz="6" w:space="0" w:color="auto"/>
-              <w:right w:val="outset" w:sz="6" w:space="0" w:color="auto"/>
-            </w:tcBorders>
-            <w:vAlign w:val="center"/>
-            <w:hideMark/>
-          </w:tcPr>
-          <w:p>
-            <w:r>
-              <w:rPr>
-                <w:b/>
-                <w:bCs/>
-              </w:rPr>
-              <w:t>0,0336</w:t>
-            </w:r>
-          </w:p>
-        </w:tc>
-        <w:tc>
-          <w:tcPr>
-            <w:tcW w:w="0" w:type="auto"/>
-            <w:tcBorders>
-              <w:top w:val="outset" w:sz="6" w:space="0" w:color="auto"/>
-              <w:left w:val="outset" w:sz="6" w:space="0" w:color="auto"/>
-              <w:bottom w:val="outset" w:sz="6" w:space="0" w:color="auto"/>
-              <w:right w:val="outset" w:sz="6" w:space="0" w:color="auto"/>
-            </w:tcBorders>
-            <w:vAlign w:val="center"/>
-            <w:hideMark/>
-          </w:tcPr>
-          <w:p>
-            <w:r>
-              <w:rPr>
-                <w:b/>
-                <w:bCs/>
-              </w:rPr>
-              <w:t>0,0650</w:t>
-            </w:r>
-          </w:p>
-        </w:tc>
-      </w:tr>
-      <w:tr>
-        <w:tc>
-          <w:tcPr>
-            <w:tcW w:w="0" w:type="auto"/>
-            <w:tcBorders>
-              <w:top w:val="outset" w:sz="6" w:space="0" w:color="auto"/>
-              <w:left w:val="outset" w:sz="6" w:space="0" w:color="auto"/>
-              <w:bottom w:val="outset" w:sz="6" w:space="0" w:color="auto"/>
-              <w:right w:val="outset" w:sz="6" w:space="0" w:color="auto"/>
-            </w:tcBorders>
-            <w:vAlign w:val="center"/>
-            <w:hideMark/>
-          </w:tcPr>
-          <w:p>
-            <w:r>
-              <w:t xml:space="preserve">XGB </w:t>
-            </w:r>
-            <w:proofErr w:type="spellStart"/>
-            <w:r>
-              <w:t>tuned</w:t>
-            </w:r>
-            <w:proofErr w:type="spellEnd"/>
-          </w:p>
-        </w:tc>
-        <w:tc>
-          <w:tcPr>
-            <w:tcW w:w="0" w:type="auto"/>
-            <w:tcBorders>
-              <w:top w:val="outset" w:sz="6" w:space="0" w:color="auto"/>
-              <w:left w:val="outset" w:sz="6" w:space="0" w:color="auto"/>
-              <w:bottom w:val="outset" w:sz="6" w:space="0" w:color="auto"/>
-              <w:right w:val="outset" w:sz="6" w:space="0" w:color="auto"/>
-            </w:tcBorders>
-            <w:vAlign w:val="center"/>
-            <w:hideMark/>
-          </w:tcPr>
-          <w:p>
-            <w:r>
-              <w:rPr>
-                <w:b/>
-                <w:bCs/>
-              </w:rPr>
-              <w:t>0,8512</w:t>
-            </w:r>
-          </w:p>
-        </w:tc>
-        <w:tc>
-          <w:tcPr>
-            <w:tcW w:w="0" w:type="auto"/>
-            <w:tcBorders>
-              <w:top w:val="outset" w:sz="6" w:space="0" w:color="auto"/>
-              <w:left w:val="outset" w:sz="6" w:space="0" w:color="auto"/>
-              <w:bottom w:val="outset" w:sz="6" w:space="0" w:color="auto"/>
-              <w:right w:val="outset" w:sz="6" w:space="0" w:color="auto"/>
-            </w:tcBorders>
-            <w:vAlign w:val="center"/>
-            <w:hideMark/>
-          </w:tcPr>
-          <w:p>
-            <w:r>
-              <w:rPr>
-                <w:b/>
-                <w:bCs/>
-              </w:rPr>
-              <w:t>0,0360</w:t>
-            </w:r>
-          </w:p>
-        </w:tc>
-        <w:tc>
-          <w:tcPr>
-            <w:tcW w:w="0" w:type="auto"/>
-            <w:tcBorders>
-              <w:top w:val="outset" w:sz="6" w:space="0" w:color="auto"/>
-              <w:left w:val="outset" w:sz="6" w:space="0" w:color="auto"/>
-              <w:bottom w:val="outset" w:sz="6" w:space="0" w:color="auto"/>
-              <w:right w:val="outset" w:sz="6" w:space="0" w:color="auto"/>
-            </w:tcBorders>
-            <w:vAlign w:val="center"/>
-            <w:hideMark/>
-          </w:tcPr>
-          <w:p>
-            <w:r>
-              <w:rPr>
-                <w:b/>
-                <w:bCs/>
-              </w:rPr>
-              <w:t>0,2302</w:t>
-            </w:r>
-          </w:p>
-        </w:tc>
-        <w:tc>
-          <w:tcPr>
-            <w:tcW w:w="0" w:type="auto"/>
-            <w:tcBorders>
-              <w:top w:val="outset" w:sz="6" w:space="0" w:color="auto"/>
-              <w:left w:val="outset" w:sz="6" w:space="0" w:color="auto"/>
-              <w:bottom w:val="outset" w:sz="6" w:space="0" w:color="auto"/>
-              <w:right w:val="outset" w:sz="6" w:space="0" w:color="auto"/>
-            </w:tcBorders>
-            <w:vAlign w:val="center"/>
-            <w:hideMark/>
-          </w:tcPr>
-          <w:p>
-            <w:r>
-              <w:rPr>
-                <w:b/>
-                <w:bCs/>
-              </w:rPr>
-              <w:t>0,0691</w:t>
-            </w:r>
-          </w:p>
-        </w:tc>
-      </w:tr>
-    </w:tbl>
-    <w:p>
-      <w:r>
-        <w:rPr>
-          <w:b/>
-          <w:bCs/>
-        </w:rPr>
-        <w:t>Analyse du Comportement de Détection :</w:t>
-      </w:r>
-    </w:p>
-    <w:p>
-      <w:pPr>
         <w:numPr>
           <w:ilvl w:val="0"/>
-          <w:numId w:val="4"/>
+          <w:numId w:val="10"/>
         </w:numPr>
       </w:pPr>
       <w:r>
-        <w:rPr>
-          <w:b/>
-          <w:bCs/>
-        </w:rPr>
-        <w:t xml:space="preserve">LR </w:t>
+        <w:t xml:space="preserve">Enrichir le </w:t>
       </w:r>
       <w:proofErr w:type="spellStart"/>
       <w:r>
-        <w:rPr>
-          <w:b/>
-          <w:bCs/>
-        </w:rPr>
-        <w:t>tuned</w:t>
+        <w:t>dataset</w:t>
       </w:r>
       <w:proofErr w:type="spellEnd"/>
       <w:r>
-        <w:rPr>
-          <w:b/>
-          <w:bCs/>
-        </w:rPr>
-        <w:t xml:space="preserve"> et RF </w:t>
+        <w:t xml:space="preserve"> avec de nouvelles variables explicatives (</w:t>
       </w:r>
       <w:proofErr w:type="spellStart"/>
       <w:r>
-        <w:rPr>
-          <w:b/>
-          <w:bCs/>
-        </w:rPr>
-        <w:t>tuned</w:t>
+        <w:t>features</w:t>
       </w:r>
       <w:proofErr w:type="spellEnd"/>
       <w:r>
-        <w:rPr>
-          <w:b/>
-          <w:bCs/>
-        </w:rPr>
-        <w:t xml:space="preserve"> (Modèles dégénérés) :</w:t>
-      </w:r>
-      <w:r>
-        <w:t xml:space="preserve"> Avec un </w:t>
-      </w:r>
-      <w:proofErr w:type="spellStart"/>
-      <w:r>
-        <w:t>Recall</w:t>
-      </w:r>
-      <w:proofErr w:type="spellEnd"/>
-      <w:r>
-        <w:t xml:space="preserve"> de </w:t>
-      </w:r>
-      <w:r>
-        <w:rPr>
-          <w:b/>
-          <w:bCs/>
-        </w:rPr>
-        <w:t>1,0000</w:t>
-      </w:r>
-      <w:r>
-        <w:t xml:space="preserve"> et une </w:t>
-      </w:r>
-      <w:proofErr w:type="spellStart"/>
-      <w:r>
-        <w:t>Accuracy</w:t>
-      </w:r>
-      <w:proofErr w:type="spellEnd"/>
-      <w:r>
-        <w:t xml:space="preserve"> de </w:t>
-      </w:r>
-      <w:r>
-        <w:rPr>
-          <w:b/>
-          <w:bCs/>
-        </w:rPr>
-        <w:t>0,0336</w:t>
-      </w:r>
-      <w:r>
-        <w:t xml:space="preserve">, ces modèles sont devenus des prédicteurs constants. La précision de </w:t>
-      </w:r>
-      <w:r>
-        <w:rPr>
-          <w:b/>
-          <w:bCs/>
-        </w:rPr>
-        <w:t>0,0336</w:t>
-      </w:r>
-      <w:r>
-        <w:t xml:space="preserve"> correspond exactement à la prévalence des pannes dans le </w:t>
-      </w:r>
-      <w:proofErr w:type="spellStart"/>
-      <w:r>
-        <w:t>dataset</w:t>
-      </w:r>
-      <w:proofErr w:type="spellEnd"/>
-      <w:r>
-        <w:t xml:space="preserve"> : le modèle prédit "Panne" partout. Les </w:t>
-      </w:r>
-      <w:r>
-        <w:rPr>
-          <w:b/>
-          <w:bCs/>
-        </w:rPr>
-        <w:t>9674</w:t>
-      </w:r>
-      <w:r>
-        <w:t xml:space="preserve"> Faux Positifs confirment l'absence totale de Vrais Négatifs (</w:t>
-      </w:r>
-      <w:r>
-        <w:rPr>
-          <w:b/>
-          <w:bCs/>
-        </w:rPr>
-        <w:t>0</w:t>
-      </w:r>
-      <w:r>
-        <w:t>).</w:t>
-      </w:r>
-    </w:p>
-    <w:p>
-      <w:pPr>
-        <w:numPr>
-          <w:ilvl w:val="0"/>
-          <w:numId w:val="4"/>
-        </w:numPr>
-      </w:pPr>
-      <w:r>
-        <w:rPr>
-          <w:b/>
-          <w:bCs/>
-        </w:rPr>
-        <w:t xml:space="preserve">XGB </w:t>
-      </w:r>
-      <w:proofErr w:type="spellStart"/>
-      <w:r>
-        <w:rPr>
-          <w:b/>
-          <w:bCs/>
-        </w:rPr>
-        <w:t>tuned</w:t>
-      </w:r>
-      <w:proofErr w:type="spellEnd"/>
-      <w:r>
-        <w:rPr>
-          <w:b/>
-          <w:bCs/>
-        </w:rPr>
-        <w:t xml:space="preserve"> (Victoire à la Pyrrhus) :</w:t>
-      </w:r>
-      <w:r>
-        <w:t xml:space="preserve"> C'est le seul modèle conservant une ombre de capacité discriminante en maintenant </w:t>
-      </w:r>
-      <w:r>
-        <w:rPr>
-          <w:b/>
-          <w:bCs/>
-        </w:rPr>
-        <w:t>2018</w:t>
-      </w:r>
-      <w:r>
-        <w:t xml:space="preserve"> Vrais Négatifs. Cependant, avec </w:t>
-      </w:r>
-      <w:r>
-        <w:rPr>
-          <w:b/>
-          <w:bCs/>
-        </w:rPr>
-        <w:t>85,1%</w:t>
-      </w:r>
-      <w:r>
-        <w:t xml:space="preserve"> de pannes détectées et une précision de seulement </w:t>
-      </w:r>
-      <w:r>
-        <w:rPr>
-          <w:b/>
-          <w:bCs/>
-        </w:rPr>
-        <w:t>0,0360</w:t>
-      </w:r>
-      <w:r>
-        <w:t>, il reste largement inexploitable.</w:t>
-      </w:r>
-    </w:p>
-    <w:p>
-      <w:r>
-        <w:rPr>
-          <w:b/>
-          <w:bCs/>
-        </w:rPr>
-        <w:t>Conséquences opérationnelles :</w:t>
-      </w:r>
-      <w:r>
-        <w:t xml:space="preserve"> L'utilisation de ces modèles conduirait à une "Fatigue des alertes" (</w:t>
-      </w:r>
-      <w:proofErr w:type="spellStart"/>
-      <w:r>
-        <w:t>Alarm</w:t>
-      </w:r>
-      <w:proofErr w:type="spellEnd"/>
-      <w:r>
-        <w:t xml:space="preserve"> Fatigue) immédiate. En générant jusqu'à </w:t>
-      </w:r>
-      <w:r>
-        <w:rPr>
-          <w:b/>
-          <w:bCs/>
-        </w:rPr>
-        <w:t>9674</w:t>
-      </w:r>
-      <w:r>
-        <w:t xml:space="preserve"> fausses alertes pour seulement </w:t>
-      </w:r>
-      <w:r>
-        <w:rPr>
-          <w:b/>
-          <w:bCs/>
-        </w:rPr>
-        <w:t>336</w:t>
-      </w:r>
-      <w:r>
-        <w:t xml:space="preserve"> pannes réelles, le système de surveillance devient un bruit de fond que les équipes techniques finiront par ignorer, neutralisant l'intérêt même de la maintenance prédictive.</w:t>
-      </w:r>
-    </w:p>
-    <w:p>
-      <w:r>
-        <w:t xml:space="preserve">-------------------------------------------------------------------------------- </w:t>
-      </w:r>
-    </w:p>
-    <w:p>
-      <w:pPr>
-        <w:rPr>
-          <w:b/>
-          <w:bCs/>
-        </w:rPr>
-      </w:pPr>
-      <w:r>
-        <w:rPr>
-          <w:b/>
-          <w:bCs/>
-        </w:rPr>
-        <w:t xml:space="preserve">4. Comparaison Comparative : </w:t>
-      </w:r>
-      <w:proofErr w:type="spellStart"/>
-      <w:r>
-        <w:rPr>
-          <w:b/>
-          <w:bCs/>
-        </w:rPr>
-        <w:t>Recall</w:t>
-      </w:r>
-      <w:proofErr w:type="spellEnd"/>
-      <w:r>
-        <w:rPr>
-          <w:b/>
-          <w:bCs/>
-        </w:rPr>
-        <w:t xml:space="preserve"> vs. Précision</w:t>
-      </w:r>
-    </w:p>
-    <w:p>
-      <w:r>
-        <w:t xml:space="preserve">L'évolution entre les versions </w:t>
-      </w:r>
-      <w:proofErr w:type="spellStart"/>
-      <w:r>
-        <w:t>baseline</w:t>
-      </w:r>
-      <w:proofErr w:type="spellEnd"/>
-      <w:r>
-        <w:t xml:space="preserve"> et </w:t>
-      </w:r>
-      <w:proofErr w:type="spellStart"/>
-      <w:r>
-        <w:t>tuned</w:t>
-      </w:r>
-      <w:proofErr w:type="spellEnd"/>
-      <w:r>
-        <w:t xml:space="preserve"> révèle une transition d'un conservatisme aveugle vers une agressivité indiscriminée.</w:t>
-      </w:r>
-    </w:p>
-    <w:p>
-      <w:r>
-        <w:rPr>
-          <w:b/>
-          <w:bCs/>
-        </w:rPr>
-        <w:t>Évolution de la performance :</w:t>
-      </w:r>
-    </w:p>
-    <w:p>
-      <w:pPr>
-        <w:numPr>
-          <w:ilvl w:val="0"/>
-          <w:numId w:val="5"/>
-        </w:numPr>
-      </w:pPr>
-      <w:r>
-        <w:rPr>
-          <w:b/>
-          <w:bCs/>
-        </w:rPr>
-        <w:t xml:space="preserve">Logistique </w:t>
-      </w:r>
-      <w:proofErr w:type="spellStart"/>
-      <w:r>
-        <w:rPr>
-          <w:b/>
-          <w:bCs/>
-        </w:rPr>
-        <w:t>Regression</w:t>
-      </w:r>
-      <w:proofErr w:type="spellEnd"/>
-      <w:r>
-        <w:rPr>
-          <w:b/>
-          <w:bCs/>
-        </w:rPr>
-        <w:t xml:space="preserve"> (LR) :</w:t>
-      </w:r>
-      <w:r>
-        <w:t xml:space="preserve"> Le </w:t>
-      </w:r>
-      <w:proofErr w:type="spellStart"/>
-      <w:r>
-        <w:t>Recall</w:t>
-      </w:r>
-      <w:proofErr w:type="spellEnd"/>
-      <w:r>
-        <w:t xml:space="preserve"> passe de </w:t>
-      </w:r>
-      <w:r>
-        <w:rPr>
-          <w:b/>
-          <w:bCs/>
-        </w:rPr>
-        <w:t>0,6905</w:t>
-      </w:r>
-      <w:r>
-        <w:t xml:space="preserve"> à </w:t>
-      </w:r>
-      <w:r>
-        <w:rPr>
-          <w:b/>
-          <w:bCs/>
-        </w:rPr>
-        <w:t>1,0000</w:t>
-      </w:r>
-      <w:r>
-        <w:t xml:space="preserve">. La précision reste figée à </w:t>
-      </w:r>
-      <w:r>
-        <w:rPr>
-          <w:b/>
-          <w:bCs/>
-        </w:rPr>
-        <w:t>0,033</w:t>
-      </w:r>
-      <w:r>
-        <w:t>, non par stabilité, mais parce qu'elle a atteint le plancher de la prévalence naturelle des pannes.</w:t>
-      </w:r>
-    </w:p>
-    <w:p>
-      <w:pPr>
-        <w:numPr>
-          <w:ilvl w:val="0"/>
-          <w:numId w:val="5"/>
-        </w:numPr>
-      </w:pPr>
-      <w:r>
-        <w:rPr>
-          <w:b/>
-          <w:bCs/>
-        </w:rPr>
-        <w:t>Random Forest (RF) :</w:t>
-      </w:r>
-      <w:r>
-        <w:t xml:space="preserve"> Saut brutal du </w:t>
-      </w:r>
-      <w:proofErr w:type="spellStart"/>
-      <w:r>
-        <w:t>Recall</w:t>
-      </w:r>
-      <w:proofErr w:type="spellEnd"/>
-      <w:r>
-        <w:t xml:space="preserve"> de </w:t>
-      </w:r>
-      <w:r>
-        <w:rPr>
-          <w:b/>
-          <w:bCs/>
-        </w:rPr>
-        <w:t>13,7%</w:t>
-      </w:r>
-      <w:r>
-        <w:t xml:space="preserve"> à </w:t>
-      </w:r>
-      <w:r>
-        <w:rPr>
-          <w:b/>
-          <w:bCs/>
-        </w:rPr>
-        <w:t>100,0%</w:t>
-      </w:r>
-      <w:r>
-        <w:t>, signant la capitulation du modèle face à la complexité des données.</w:t>
-      </w:r>
-    </w:p>
-    <w:p>
-      <w:pPr>
-        <w:numPr>
-          <w:ilvl w:val="0"/>
-          <w:numId w:val="5"/>
-        </w:numPr>
-      </w:pPr>
-      <w:proofErr w:type="spellStart"/>
-      <w:r>
-        <w:rPr>
-          <w:b/>
-          <w:bCs/>
-        </w:rPr>
-        <w:t>XGBoost</w:t>
-      </w:r>
-      <w:proofErr w:type="spellEnd"/>
-      <w:r>
-        <w:rPr>
-          <w:b/>
-          <w:bCs/>
-        </w:rPr>
-        <w:t xml:space="preserve"> (XGB) :</w:t>
-      </w:r>
-      <w:r>
-        <w:t xml:space="preserve"> Passage de </w:t>
-      </w:r>
-      <w:r>
-        <w:rPr>
-          <w:b/>
-          <w:bCs/>
-        </w:rPr>
-        <w:t>8,6%</w:t>
-      </w:r>
-      <w:r>
-        <w:t xml:space="preserve"> à </w:t>
-      </w:r>
-      <w:r>
-        <w:rPr>
-          <w:b/>
-          <w:bCs/>
-        </w:rPr>
-        <w:t>85,1%</w:t>
-      </w:r>
-      <w:r>
-        <w:t xml:space="preserve"> de détection. C'est l'unique progression qui ne s'accompagne pas d'un effondrement total vers un modèle constant.</w:t>
-      </w:r>
-    </w:p>
-    <w:p>
-      <w:r>
-        <w:rPr>
-          <w:b/>
-          <w:bCs/>
-        </w:rPr>
-        <w:lastRenderedPageBreak/>
-        <w:t>Analyse de la Matrice de Confusion :</w:t>
-      </w:r>
-      <w:r>
-        <w:t xml:space="preserve"> L'agressivité de l'optimisation se lit dans l'explosion des Faux Positifs (FP). Pour XGB, les FP bondissent de </w:t>
-      </w:r>
-      <w:r>
-        <w:rPr>
-          <w:b/>
-          <w:bCs/>
-        </w:rPr>
-        <w:t>748</w:t>
-      </w:r>
-      <w:r>
-        <w:t xml:space="preserve"> à </w:t>
-      </w:r>
-      <w:r>
-        <w:rPr>
-          <w:b/>
-          <w:bCs/>
-        </w:rPr>
-        <w:t>7656</w:t>
-      </w:r>
-      <w:r>
-        <w:t xml:space="preserve">. Pour LR et RF, l'optimisation a purement et simplement supprimé la capacité du modèle à identifier un fonctionnement normal (TN = </w:t>
-      </w:r>
-      <w:r>
-        <w:rPr>
-          <w:b/>
-          <w:bCs/>
-        </w:rPr>
-        <w:t>0</w:t>
-      </w:r>
-      <w:r>
-        <w:t>), transformant l'outil de diagnostic en un simple avertisseur permanent.</w:t>
-      </w:r>
-    </w:p>
-    <w:p>
-      <w:r>
-        <w:t xml:space="preserve">-------------------------------------------------------------------------------- </w:t>
-      </w:r>
-    </w:p>
-    <w:p>
-      <w:pPr>
-        <w:rPr>
-          <w:b/>
-          <w:bCs/>
-        </w:rPr>
-      </w:pPr>
-      <w:r>
-        <w:rPr>
-          <w:b/>
-          <w:bCs/>
-        </w:rPr>
-        <w:t>5. Synthèse des Résultats et Recommandations</w:t>
-      </w:r>
-    </w:p>
-    <w:p>
-      <w:r>
-        <w:rPr>
-          <w:b/>
-          <w:bCs/>
-        </w:rPr>
-        <w:t>Interprétation des Métriques Clés :</w:t>
-      </w:r>
-      <w:r>
-        <w:t xml:space="preserve"> L'examen de l'AUC-ROC est sans appel : avec un score maximal de </w:t>
-      </w:r>
-      <w:r>
-        <w:rPr>
-          <w:b/>
-          <w:bCs/>
-        </w:rPr>
-        <w:t>0,5046</w:t>
-      </w:r>
-      <w:r>
-        <w:t xml:space="preserve"> pour </w:t>
-      </w:r>
-      <w:r>
-        <w:rPr>
-          <w:b/>
-          <w:bCs/>
-        </w:rPr>
-        <w:t xml:space="preserve">XGB </w:t>
-      </w:r>
-      <w:proofErr w:type="spellStart"/>
-      <w:r>
-        <w:rPr>
-          <w:b/>
-          <w:bCs/>
-        </w:rPr>
-        <w:t>tuned</w:t>
-      </w:r>
-      <w:proofErr w:type="spellEnd"/>
-      <w:r>
-        <w:t xml:space="preserve">, le modèle n'offre aucune robustesse théorique. Le F1-score, plafonnant à </w:t>
-      </w:r>
-      <w:r>
-        <w:rPr>
-          <w:b/>
-          <w:bCs/>
-        </w:rPr>
-        <w:t>0,0691</w:t>
-      </w:r>
-      <w:r>
-        <w:t>, confirme que la "performance" affichée n'est qu'un déséquilibre déplacé. Aucun signal prédictif réel n'a été capturé lors de la phase de tuning.</w:t>
-      </w:r>
-    </w:p>
-    <w:p>
-      <w:r>
-        <w:rPr>
-          <w:b/>
-          <w:bCs/>
-        </w:rPr>
-        <w:t>Conclusion Technique :</w:t>
-      </w:r>
-      <w:r>
-        <w:t xml:space="preserve"> L'optimisation est un échec fonctionnel. En l'état, </w:t>
-      </w:r>
-      <w:r>
-        <w:rPr>
-          <w:b/>
-          <w:bCs/>
-        </w:rPr>
-        <w:t>ces modèles ne sont pas prêts pour une mise en production.</w:t>
-      </w:r>
-      <w:r>
-        <w:t xml:space="preserve"> Le fait que les algorithmes basculent vers des modèles dégénérés pour maximiser le </w:t>
-      </w:r>
-      <w:proofErr w:type="spellStart"/>
-      <w:r>
-        <w:t>Recall</w:t>
-      </w:r>
-      <w:proofErr w:type="spellEnd"/>
-      <w:r>
-        <w:t xml:space="preserve"> indique que le signal utile est noyé dans le bruit. Une simple reconfiguration des hyperparamètres ne suffira pas. Une remise en question profonde de la qualité des données d'entrée, du </w:t>
-      </w:r>
-      <w:proofErr w:type="spellStart"/>
-      <w:r>
-        <w:t>Feature</w:t>
-      </w:r>
-      <w:proofErr w:type="spellEnd"/>
-      <w:r>
-        <w:t xml:space="preserve"> Engineering ou de la stratégie de collecte est impérative avant toute nouvelle tentative de modélisation.</w:t>
+        <w:t xml:space="preserve"> engineering), car les scores AUC-ROC actuels suggèrent que les variables actuelles ne permettent pas de séparer statistiquement les pannes des opérations normales. En l'état, le système générera une défiance rapide des utilisateurs finaux face au volume d'alertes infondées.</w:t>
       </w:r>
     </w:p>
     <w:p/>
@@ -2367,6 +2710,155 @@
     </w:lvl>
   </w:abstractNum>
   <w:abstractNum w:abstractNumId="2" w15:restartNumberingAfterBreak="0">
+    <w:nsid w:val="15F170B3"/>
+    <w:multiLevelType w:val="multilevel"/>
+    <w:tmpl w:val="8A7EB008"/>
+    <w:lvl w:ilvl="0">
+      <w:start w:val="1"/>
+      <w:numFmt w:val="bullet"/>
+      <w:lvlText w:val=""/>
+      <w:lvlJc w:val="left"/>
+      <w:pPr>
+        <w:tabs>
+          <w:tab w:val="num" w:pos="720"/>
+        </w:tabs>
+        <w:ind w:left="720" w:hanging="360"/>
+      </w:pPr>
+      <w:rPr>
+        <w:rFonts w:ascii="Symbol" w:hAnsi="Symbol" w:hint="default"/>
+        <w:sz w:val="20"/>
+      </w:rPr>
+    </w:lvl>
+    <w:lvl w:ilvl="1" w:tentative="1">
+      <w:start w:val="1"/>
+      <w:numFmt w:val="bullet"/>
+      <w:lvlText w:val="o"/>
+      <w:lvlJc w:val="left"/>
+      <w:pPr>
+        <w:tabs>
+          <w:tab w:val="num" w:pos="1440"/>
+        </w:tabs>
+        <w:ind w:left="1440" w:hanging="360"/>
+      </w:pPr>
+      <w:rPr>
+        <w:rFonts w:ascii="Courier New" w:hAnsi="Courier New" w:hint="default"/>
+        <w:sz w:val="20"/>
+      </w:rPr>
+    </w:lvl>
+    <w:lvl w:ilvl="2" w:tentative="1">
+      <w:start w:val="1"/>
+      <w:numFmt w:val="bullet"/>
+      <w:lvlText w:val=""/>
+      <w:lvlJc w:val="left"/>
+      <w:pPr>
+        <w:tabs>
+          <w:tab w:val="num" w:pos="2160"/>
+        </w:tabs>
+        <w:ind w:left="2160" w:hanging="360"/>
+      </w:pPr>
+      <w:rPr>
+        <w:rFonts w:ascii="Wingdings" w:hAnsi="Wingdings" w:hint="default"/>
+        <w:sz w:val="20"/>
+      </w:rPr>
+    </w:lvl>
+    <w:lvl w:ilvl="3" w:tentative="1">
+      <w:start w:val="1"/>
+      <w:numFmt w:val="bullet"/>
+      <w:lvlText w:val=""/>
+      <w:lvlJc w:val="left"/>
+      <w:pPr>
+        <w:tabs>
+          <w:tab w:val="num" w:pos="2880"/>
+        </w:tabs>
+        <w:ind w:left="2880" w:hanging="360"/>
+      </w:pPr>
+      <w:rPr>
+        <w:rFonts w:ascii="Wingdings" w:hAnsi="Wingdings" w:hint="default"/>
+        <w:sz w:val="20"/>
+      </w:rPr>
+    </w:lvl>
+    <w:lvl w:ilvl="4" w:tentative="1">
+      <w:start w:val="1"/>
+      <w:numFmt w:val="bullet"/>
+      <w:lvlText w:val=""/>
+      <w:lvlJc w:val="left"/>
+      <w:pPr>
+        <w:tabs>
+          <w:tab w:val="num" w:pos="3600"/>
+        </w:tabs>
+        <w:ind w:left="3600" w:hanging="360"/>
+      </w:pPr>
+      <w:rPr>
+        <w:rFonts w:ascii="Wingdings" w:hAnsi="Wingdings" w:hint="default"/>
+        <w:sz w:val="20"/>
+      </w:rPr>
+    </w:lvl>
+    <w:lvl w:ilvl="5" w:tentative="1">
+      <w:start w:val="1"/>
+      <w:numFmt w:val="bullet"/>
+      <w:lvlText w:val=""/>
+      <w:lvlJc w:val="left"/>
+      <w:pPr>
+        <w:tabs>
+          <w:tab w:val="num" w:pos="4320"/>
+        </w:tabs>
+        <w:ind w:left="4320" w:hanging="360"/>
+      </w:pPr>
+      <w:rPr>
+        <w:rFonts w:ascii="Wingdings" w:hAnsi="Wingdings" w:hint="default"/>
+        <w:sz w:val="20"/>
+      </w:rPr>
+    </w:lvl>
+    <w:lvl w:ilvl="6" w:tentative="1">
+      <w:start w:val="1"/>
+      <w:numFmt w:val="bullet"/>
+      <w:lvlText w:val=""/>
+      <w:lvlJc w:val="left"/>
+      <w:pPr>
+        <w:tabs>
+          <w:tab w:val="num" w:pos="5040"/>
+        </w:tabs>
+        <w:ind w:left="5040" w:hanging="360"/>
+      </w:pPr>
+      <w:rPr>
+        <w:rFonts w:ascii="Wingdings" w:hAnsi="Wingdings" w:hint="default"/>
+        <w:sz w:val="20"/>
+      </w:rPr>
+    </w:lvl>
+    <w:lvl w:ilvl="7" w:tentative="1">
+      <w:start w:val="1"/>
+      <w:numFmt w:val="bullet"/>
+      <w:lvlText w:val=""/>
+      <w:lvlJc w:val="left"/>
+      <w:pPr>
+        <w:tabs>
+          <w:tab w:val="num" w:pos="5760"/>
+        </w:tabs>
+        <w:ind w:left="5760" w:hanging="360"/>
+      </w:pPr>
+      <w:rPr>
+        <w:rFonts w:ascii="Wingdings" w:hAnsi="Wingdings" w:hint="default"/>
+        <w:sz w:val="20"/>
+      </w:rPr>
+    </w:lvl>
+    <w:lvl w:ilvl="8" w:tentative="1">
+      <w:start w:val="1"/>
+      <w:numFmt w:val="bullet"/>
+      <w:lvlText w:val=""/>
+      <w:lvlJc w:val="left"/>
+      <w:pPr>
+        <w:tabs>
+          <w:tab w:val="num" w:pos="6480"/>
+        </w:tabs>
+        <w:ind w:left="6480" w:hanging="360"/>
+      </w:pPr>
+      <w:rPr>
+        <w:rFonts w:ascii="Wingdings" w:hAnsi="Wingdings" w:hint="default"/>
+        <w:sz w:val="20"/>
+      </w:rPr>
+    </w:lvl>
+  </w:abstractNum>
+  <w:abstractNum w:abstractNumId="3" w15:restartNumberingAfterBreak="0">
     <w:nsid w:val="169451BA"/>
     <w:multiLevelType w:val="multilevel"/>
     <w:tmpl w:val="11B6B5B2"/>
@@ -2515,7 +3007,7 @@
       </w:rPr>
     </w:lvl>
   </w:abstractNum>
-  <w:abstractNum w:abstractNumId="3" w15:restartNumberingAfterBreak="0">
+  <w:abstractNum w:abstractNumId="4" w15:restartNumberingAfterBreak="0">
     <w:nsid w:val="198B21CE"/>
     <w:multiLevelType w:val="multilevel"/>
     <w:tmpl w:val="3FF63488"/>
@@ -2664,7 +3156,567 @@
       </w:rPr>
     </w:lvl>
   </w:abstractNum>
-  <w:abstractNum w:abstractNumId="4" w15:restartNumberingAfterBreak="0">
+  <w:abstractNum w:abstractNumId="5" w15:restartNumberingAfterBreak="0">
+    <w:nsid w:val="495C024B"/>
+    <w:multiLevelType w:val="multilevel"/>
+    <w:tmpl w:val="2F5EA400"/>
+    <w:lvl w:ilvl="0">
+      <w:start w:val="1"/>
+      <w:numFmt w:val="decimal"/>
+      <w:lvlText w:val="%1."/>
+      <w:lvlJc w:val="left"/>
+      <w:pPr>
+        <w:tabs>
+          <w:tab w:val="num" w:pos="720"/>
+        </w:tabs>
+        <w:ind w:left="720" w:hanging="360"/>
+      </w:pPr>
+    </w:lvl>
+    <w:lvl w:ilvl="1" w:tentative="1">
+      <w:start w:val="1"/>
+      <w:numFmt w:val="decimal"/>
+      <w:lvlText w:val="%2."/>
+      <w:lvlJc w:val="left"/>
+      <w:pPr>
+        <w:tabs>
+          <w:tab w:val="num" w:pos="1440"/>
+        </w:tabs>
+        <w:ind w:left="1440" w:hanging="360"/>
+      </w:pPr>
+    </w:lvl>
+    <w:lvl w:ilvl="2" w:tentative="1">
+      <w:start w:val="1"/>
+      <w:numFmt w:val="decimal"/>
+      <w:lvlText w:val="%3."/>
+      <w:lvlJc w:val="left"/>
+      <w:pPr>
+        <w:tabs>
+          <w:tab w:val="num" w:pos="2160"/>
+        </w:tabs>
+        <w:ind w:left="2160" w:hanging="360"/>
+      </w:pPr>
+    </w:lvl>
+    <w:lvl w:ilvl="3" w:tentative="1">
+      <w:start w:val="1"/>
+      <w:numFmt w:val="decimal"/>
+      <w:lvlText w:val="%4."/>
+      <w:lvlJc w:val="left"/>
+      <w:pPr>
+        <w:tabs>
+          <w:tab w:val="num" w:pos="2880"/>
+        </w:tabs>
+        <w:ind w:left="2880" w:hanging="360"/>
+      </w:pPr>
+    </w:lvl>
+    <w:lvl w:ilvl="4" w:tentative="1">
+      <w:start w:val="1"/>
+      <w:numFmt w:val="decimal"/>
+      <w:lvlText w:val="%5."/>
+      <w:lvlJc w:val="left"/>
+      <w:pPr>
+        <w:tabs>
+          <w:tab w:val="num" w:pos="3600"/>
+        </w:tabs>
+        <w:ind w:left="3600" w:hanging="360"/>
+      </w:pPr>
+    </w:lvl>
+    <w:lvl w:ilvl="5" w:tentative="1">
+      <w:start w:val="1"/>
+      <w:numFmt w:val="decimal"/>
+      <w:lvlText w:val="%6."/>
+      <w:lvlJc w:val="left"/>
+      <w:pPr>
+        <w:tabs>
+          <w:tab w:val="num" w:pos="4320"/>
+        </w:tabs>
+        <w:ind w:left="4320" w:hanging="360"/>
+      </w:pPr>
+    </w:lvl>
+    <w:lvl w:ilvl="6" w:tentative="1">
+      <w:start w:val="1"/>
+      <w:numFmt w:val="decimal"/>
+      <w:lvlText w:val="%7."/>
+      <w:lvlJc w:val="left"/>
+      <w:pPr>
+        <w:tabs>
+          <w:tab w:val="num" w:pos="5040"/>
+        </w:tabs>
+        <w:ind w:left="5040" w:hanging="360"/>
+      </w:pPr>
+    </w:lvl>
+    <w:lvl w:ilvl="7" w:tentative="1">
+      <w:start w:val="1"/>
+      <w:numFmt w:val="decimal"/>
+      <w:lvlText w:val="%8."/>
+      <w:lvlJc w:val="left"/>
+      <w:pPr>
+        <w:tabs>
+          <w:tab w:val="num" w:pos="5760"/>
+        </w:tabs>
+        <w:ind w:left="5760" w:hanging="360"/>
+      </w:pPr>
+    </w:lvl>
+    <w:lvl w:ilvl="8" w:tentative="1">
+      <w:start w:val="1"/>
+      <w:numFmt w:val="decimal"/>
+      <w:lvlText w:val="%9."/>
+      <w:lvlJc w:val="left"/>
+      <w:pPr>
+        <w:tabs>
+          <w:tab w:val="num" w:pos="6480"/>
+        </w:tabs>
+        <w:ind w:left="6480" w:hanging="360"/>
+      </w:pPr>
+    </w:lvl>
+  </w:abstractNum>
+  <w:abstractNum w:abstractNumId="6" w15:restartNumberingAfterBreak="0">
+    <w:nsid w:val="550F64C7"/>
+    <w:multiLevelType w:val="multilevel"/>
+    <w:tmpl w:val="C7C0ADC6"/>
+    <w:lvl w:ilvl="0">
+      <w:start w:val="1"/>
+      <w:numFmt w:val="bullet"/>
+      <w:lvlText w:val=""/>
+      <w:lvlJc w:val="left"/>
+      <w:pPr>
+        <w:tabs>
+          <w:tab w:val="num" w:pos="720"/>
+        </w:tabs>
+        <w:ind w:left="720" w:hanging="360"/>
+      </w:pPr>
+      <w:rPr>
+        <w:rFonts w:ascii="Symbol" w:hAnsi="Symbol" w:hint="default"/>
+        <w:sz w:val="20"/>
+      </w:rPr>
+    </w:lvl>
+    <w:lvl w:ilvl="1" w:tentative="1">
+      <w:start w:val="1"/>
+      <w:numFmt w:val="bullet"/>
+      <w:lvlText w:val="o"/>
+      <w:lvlJc w:val="left"/>
+      <w:pPr>
+        <w:tabs>
+          <w:tab w:val="num" w:pos="1440"/>
+        </w:tabs>
+        <w:ind w:left="1440" w:hanging="360"/>
+      </w:pPr>
+      <w:rPr>
+        <w:rFonts w:ascii="Courier New" w:hAnsi="Courier New" w:hint="default"/>
+        <w:sz w:val="20"/>
+      </w:rPr>
+    </w:lvl>
+    <w:lvl w:ilvl="2" w:tentative="1">
+      <w:start w:val="1"/>
+      <w:numFmt w:val="bullet"/>
+      <w:lvlText w:val=""/>
+      <w:lvlJc w:val="left"/>
+      <w:pPr>
+        <w:tabs>
+          <w:tab w:val="num" w:pos="2160"/>
+        </w:tabs>
+        <w:ind w:left="2160" w:hanging="360"/>
+      </w:pPr>
+      <w:rPr>
+        <w:rFonts w:ascii="Wingdings" w:hAnsi="Wingdings" w:hint="default"/>
+        <w:sz w:val="20"/>
+      </w:rPr>
+    </w:lvl>
+    <w:lvl w:ilvl="3" w:tentative="1">
+      <w:start w:val="1"/>
+      <w:numFmt w:val="bullet"/>
+      <w:lvlText w:val=""/>
+      <w:lvlJc w:val="left"/>
+      <w:pPr>
+        <w:tabs>
+          <w:tab w:val="num" w:pos="2880"/>
+        </w:tabs>
+        <w:ind w:left="2880" w:hanging="360"/>
+      </w:pPr>
+      <w:rPr>
+        <w:rFonts w:ascii="Wingdings" w:hAnsi="Wingdings" w:hint="default"/>
+        <w:sz w:val="20"/>
+      </w:rPr>
+    </w:lvl>
+    <w:lvl w:ilvl="4" w:tentative="1">
+      <w:start w:val="1"/>
+      <w:numFmt w:val="bullet"/>
+      <w:lvlText w:val=""/>
+      <w:lvlJc w:val="left"/>
+      <w:pPr>
+        <w:tabs>
+          <w:tab w:val="num" w:pos="3600"/>
+        </w:tabs>
+        <w:ind w:left="3600" w:hanging="360"/>
+      </w:pPr>
+      <w:rPr>
+        <w:rFonts w:ascii="Wingdings" w:hAnsi="Wingdings" w:hint="default"/>
+        <w:sz w:val="20"/>
+      </w:rPr>
+    </w:lvl>
+    <w:lvl w:ilvl="5" w:tentative="1">
+      <w:start w:val="1"/>
+      <w:numFmt w:val="bullet"/>
+      <w:lvlText w:val=""/>
+      <w:lvlJc w:val="left"/>
+      <w:pPr>
+        <w:tabs>
+          <w:tab w:val="num" w:pos="4320"/>
+        </w:tabs>
+        <w:ind w:left="4320" w:hanging="360"/>
+      </w:pPr>
+      <w:rPr>
+        <w:rFonts w:ascii="Wingdings" w:hAnsi="Wingdings" w:hint="default"/>
+        <w:sz w:val="20"/>
+      </w:rPr>
+    </w:lvl>
+    <w:lvl w:ilvl="6" w:tentative="1">
+      <w:start w:val="1"/>
+      <w:numFmt w:val="bullet"/>
+      <w:lvlText w:val=""/>
+      <w:lvlJc w:val="left"/>
+      <w:pPr>
+        <w:tabs>
+          <w:tab w:val="num" w:pos="5040"/>
+        </w:tabs>
+        <w:ind w:left="5040" w:hanging="360"/>
+      </w:pPr>
+      <w:rPr>
+        <w:rFonts w:ascii="Wingdings" w:hAnsi="Wingdings" w:hint="default"/>
+        <w:sz w:val="20"/>
+      </w:rPr>
+    </w:lvl>
+    <w:lvl w:ilvl="7" w:tentative="1">
+      <w:start w:val="1"/>
+      <w:numFmt w:val="bullet"/>
+      <w:lvlText w:val=""/>
+      <w:lvlJc w:val="left"/>
+      <w:pPr>
+        <w:tabs>
+          <w:tab w:val="num" w:pos="5760"/>
+        </w:tabs>
+        <w:ind w:left="5760" w:hanging="360"/>
+      </w:pPr>
+      <w:rPr>
+        <w:rFonts w:ascii="Wingdings" w:hAnsi="Wingdings" w:hint="default"/>
+        <w:sz w:val="20"/>
+      </w:rPr>
+    </w:lvl>
+    <w:lvl w:ilvl="8" w:tentative="1">
+      <w:start w:val="1"/>
+      <w:numFmt w:val="bullet"/>
+      <w:lvlText w:val=""/>
+      <w:lvlJc w:val="left"/>
+      <w:pPr>
+        <w:tabs>
+          <w:tab w:val="num" w:pos="6480"/>
+        </w:tabs>
+        <w:ind w:left="6480" w:hanging="360"/>
+      </w:pPr>
+      <w:rPr>
+        <w:rFonts w:ascii="Wingdings" w:hAnsi="Wingdings" w:hint="default"/>
+        <w:sz w:val="20"/>
+      </w:rPr>
+    </w:lvl>
+  </w:abstractNum>
+  <w:abstractNum w:abstractNumId="7" w15:restartNumberingAfterBreak="0">
+    <w:nsid w:val="5BFF065E"/>
+    <w:multiLevelType w:val="multilevel"/>
+    <w:tmpl w:val="078E1D1E"/>
+    <w:lvl w:ilvl="0">
+      <w:start w:val="1"/>
+      <w:numFmt w:val="bullet"/>
+      <w:lvlText w:val=""/>
+      <w:lvlJc w:val="left"/>
+      <w:pPr>
+        <w:tabs>
+          <w:tab w:val="num" w:pos="720"/>
+        </w:tabs>
+        <w:ind w:left="720" w:hanging="360"/>
+      </w:pPr>
+      <w:rPr>
+        <w:rFonts w:ascii="Symbol" w:hAnsi="Symbol" w:hint="default"/>
+        <w:sz w:val="20"/>
+      </w:rPr>
+    </w:lvl>
+    <w:lvl w:ilvl="1" w:tentative="1">
+      <w:start w:val="1"/>
+      <w:numFmt w:val="bullet"/>
+      <w:lvlText w:val="o"/>
+      <w:lvlJc w:val="left"/>
+      <w:pPr>
+        <w:tabs>
+          <w:tab w:val="num" w:pos="1440"/>
+        </w:tabs>
+        <w:ind w:left="1440" w:hanging="360"/>
+      </w:pPr>
+      <w:rPr>
+        <w:rFonts w:ascii="Courier New" w:hAnsi="Courier New" w:hint="default"/>
+        <w:sz w:val="20"/>
+      </w:rPr>
+    </w:lvl>
+    <w:lvl w:ilvl="2" w:tentative="1">
+      <w:start w:val="1"/>
+      <w:numFmt w:val="bullet"/>
+      <w:lvlText w:val=""/>
+      <w:lvlJc w:val="left"/>
+      <w:pPr>
+        <w:tabs>
+          <w:tab w:val="num" w:pos="2160"/>
+        </w:tabs>
+        <w:ind w:left="2160" w:hanging="360"/>
+      </w:pPr>
+      <w:rPr>
+        <w:rFonts w:ascii="Wingdings" w:hAnsi="Wingdings" w:hint="default"/>
+        <w:sz w:val="20"/>
+      </w:rPr>
+    </w:lvl>
+    <w:lvl w:ilvl="3" w:tentative="1">
+      <w:start w:val="1"/>
+      <w:numFmt w:val="bullet"/>
+      <w:lvlText w:val=""/>
+      <w:lvlJc w:val="left"/>
+      <w:pPr>
+        <w:tabs>
+          <w:tab w:val="num" w:pos="2880"/>
+        </w:tabs>
+        <w:ind w:left="2880" w:hanging="360"/>
+      </w:pPr>
+      <w:rPr>
+        <w:rFonts w:ascii="Wingdings" w:hAnsi="Wingdings" w:hint="default"/>
+        <w:sz w:val="20"/>
+      </w:rPr>
+    </w:lvl>
+    <w:lvl w:ilvl="4" w:tentative="1">
+      <w:start w:val="1"/>
+      <w:numFmt w:val="bullet"/>
+      <w:lvlText w:val=""/>
+      <w:lvlJc w:val="left"/>
+      <w:pPr>
+        <w:tabs>
+          <w:tab w:val="num" w:pos="3600"/>
+        </w:tabs>
+        <w:ind w:left="3600" w:hanging="360"/>
+      </w:pPr>
+      <w:rPr>
+        <w:rFonts w:ascii="Wingdings" w:hAnsi="Wingdings" w:hint="default"/>
+        <w:sz w:val="20"/>
+      </w:rPr>
+    </w:lvl>
+    <w:lvl w:ilvl="5" w:tentative="1">
+      <w:start w:val="1"/>
+      <w:numFmt w:val="bullet"/>
+      <w:lvlText w:val=""/>
+      <w:lvlJc w:val="left"/>
+      <w:pPr>
+        <w:tabs>
+          <w:tab w:val="num" w:pos="4320"/>
+        </w:tabs>
+        <w:ind w:left="4320" w:hanging="360"/>
+      </w:pPr>
+      <w:rPr>
+        <w:rFonts w:ascii="Wingdings" w:hAnsi="Wingdings" w:hint="default"/>
+        <w:sz w:val="20"/>
+      </w:rPr>
+    </w:lvl>
+    <w:lvl w:ilvl="6" w:tentative="1">
+      <w:start w:val="1"/>
+      <w:numFmt w:val="bullet"/>
+      <w:lvlText w:val=""/>
+      <w:lvlJc w:val="left"/>
+      <w:pPr>
+        <w:tabs>
+          <w:tab w:val="num" w:pos="5040"/>
+        </w:tabs>
+        <w:ind w:left="5040" w:hanging="360"/>
+      </w:pPr>
+      <w:rPr>
+        <w:rFonts w:ascii="Wingdings" w:hAnsi="Wingdings" w:hint="default"/>
+        <w:sz w:val="20"/>
+      </w:rPr>
+    </w:lvl>
+    <w:lvl w:ilvl="7" w:tentative="1">
+      <w:start w:val="1"/>
+      <w:numFmt w:val="bullet"/>
+      <w:lvlText w:val=""/>
+      <w:lvlJc w:val="left"/>
+      <w:pPr>
+        <w:tabs>
+          <w:tab w:val="num" w:pos="5760"/>
+        </w:tabs>
+        <w:ind w:left="5760" w:hanging="360"/>
+      </w:pPr>
+      <w:rPr>
+        <w:rFonts w:ascii="Wingdings" w:hAnsi="Wingdings" w:hint="default"/>
+        <w:sz w:val="20"/>
+      </w:rPr>
+    </w:lvl>
+    <w:lvl w:ilvl="8" w:tentative="1">
+      <w:start w:val="1"/>
+      <w:numFmt w:val="bullet"/>
+      <w:lvlText w:val=""/>
+      <w:lvlJc w:val="left"/>
+      <w:pPr>
+        <w:tabs>
+          <w:tab w:val="num" w:pos="6480"/>
+        </w:tabs>
+        <w:ind w:left="6480" w:hanging="360"/>
+      </w:pPr>
+      <w:rPr>
+        <w:rFonts w:ascii="Wingdings" w:hAnsi="Wingdings" w:hint="default"/>
+        <w:sz w:val="20"/>
+      </w:rPr>
+    </w:lvl>
+  </w:abstractNum>
+  <w:abstractNum w:abstractNumId="8" w15:restartNumberingAfterBreak="0">
+    <w:nsid w:val="74D033BD"/>
+    <w:multiLevelType w:val="multilevel"/>
+    <w:tmpl w:val="0F66057A"/>
+    <w:lvl w:ilvl="0">
+      <w:start w:val="1"/>
+      <w:numFmt w:val="bullet"/>
+      <w:lvlText w:val=""/>
+      <w:lvlJc w:val="left"/>
+      <w:pPr>
+        <w:tabs>
+          <w:tab w:val="num" w:pos="720"/>
+        </w:tabs>
+        <w:ind w:left="720" w:hanging="360"/>
+      </w:pPr>
+      <w:rPr>
+        <w:rFonts w:ascii="Symbol" w:hAnsi="Symbol" w:hint="default"/>
+        <w:sz w:val="20"/>
+      </w:rPr>
+    </w:lvl>
+    <w:lvl w:ilvl="1" w:tentative="1">
+      <w:start w:val="1"/>
+      <w:numFmt w:val="bullet"/>
+      <w:lvlText w:val="o"/>
+      <w:lvlJc w:val="left"/>
+      <w:pPr>
+        <w:tabs>
+          <w:tab w:val="num" w:pos="1440"/>
+        </w:tabs>
+        <w:ind w:left="1440" w:hanging="360"/>
+      </w:pPr>
+      <w:rPr>
+        <w:rFonts w:ascii="Courier New" w:hAnsi="Courier New" w:hint="default"/>
+        <w:sz w:val="20"/>
+      </w:rPr>
+    </w:lvl>
+    <w:lvl w:ilvl="2" w:tentative="1">
+      <w:start w:val="1"/>
+      <w:numFmt w:val="bullet"/>
+      <w:lvlText w:val=""/>
+      <w:lvlJc w:val="left"/>
+      <w:pPr>
+        <w:tabs>
+          <w:tab w:val="num" w:pos="2160"/>
+        </w:tabs>
+        <w:ind w:left="2160" w:hanging="360"/>
+      </w:pPr>
+      <w:rPr>
+        <w:rFonts w:ascii="Wingdings" w:hAnsi="Wingdings" w:hint="default"/>
+        <w:sz w:val="20"/>
+      </w:rPr>
+    </w:lvl>
+    <w:lvl w:ilvl="3" w:tentative="1">
+      <w:start w:val="1"/>
+      <w:numFmt w:val="bullet"/>
+      <w:lvlText w:val=""/>
+      <w:lvlJc w:val="left"/>
+      <w:pPr>
+        <w:tabs>
+          <w:tab w:val="num" w:pos="2880"/>
+        </w:tabs>
+        <w:ind w:left="2880" w:hanging="360"/>
+      </w:pPr>
+      <w:rPr>
+        <w:rFonts w:ascii="Wingdings" w:hAnsi="Wingdings" w:hint="default"/>
+        <w:sz w:val="20"/>
+      </w:rPr>
+    </w:lvl>
+    <w:lvl w:ilvl="4" w:tentative="1">
+      <w:start w:val="1"/>
+      <w:numFmt w:val="bullet"/>
+      <w:lvlText w:val=""/>
+      <w:lvlJc w:val="left"/>
+      <w:pPr>
+        <w:tabs>
+          <w:tab w:val="num" w:pos="3600"/>
+        </w:tabs>
+        <w:ind w:left="3600" w:hanging="360"/>
+      </w:pPr>
+      <w:rPr>
+        <w:rFonts w:ascii="Wingdings" w:hAnsi="Wingdings" w:hint="default"/>
+        <w:sz w:val="20"/>
+      </w:rPr>
+    </w:lvl>
+    <w:lvl w:ilvl="5" w:tentative="1">
+      <w:start w:val="1"/>
+      <w:numFmt w:val="bullet"/>
+      <w:lvlText w:val=""/>
+      <w:lvlJc w:val="left"/>
+      <w:pPr>
+        <w:tabs>
+          <w:tab w:val="num" w:pos="4320"/>
+        </w:tabs>
+        <w:ind w:left="4320" w:hanging="360"/>
+      </w:pPr>
+      <w:rPr>
+        <w:rFonts w:ascii="Wingdings" w:hAnsi="Wingdings" w:hint="default"/>
+        <w:sz w:val="20"/>
+      </w:rPr>
+    </w:lvl>
+    <w:lvl w:ilvl="6" w:tentative="1">
+      <w:start w:val="1"/>
+      <w:numFmt w:val="bullet"/>
+      <w:lvlText w:val=""/>
+      <w:lvlJc w:val="left"/>
+      <w:pPr>
+        <w:tabs>
+          <w:tab w:val="num" w:pos="5040"/>
+        </w:tabs>
+        <w:ind w:left="5040" w:hanging="360"/>
+      </w:pPr>
+      <w:rPr>
+        <w:rFonts w:ascii="Wingdings" w:hAnsi="Wingdings" w:hint="default"/>
+        <w:sz w:val="20"/>
+      </w:rPr>
+    </w:lvl>
+    <w:lvl w:ilvl="7" w:tentative="1">
+      <w:start w:val="1"/>
+      <w:numFmt w:val="bullet"/>
+      <w:lvlText w:val=""/>
+      <w:lvlJc w:val="left"/>
+      <w:pPr>
+        <w:tabs>
+          <w:tab w:val="num" w:pos="5760"/>
+        </w:tabs>
+        <w:ind w:left="5760" w:hanging="360"/>
+      </w:pPr>
+      <w:rPr>
+        <w:rFonts w:ascii="Wingdings" w:hAnsi="Wingdings" w:hint="default"/>
+        <w:sz w:val="20"/>
+      </w:rPr>
+    </w:lvl>
+    <w:lvl w:ilvl="8" w:tentative="1">
+      <w:start w:val="1"/>
+      <w:numFmt w:val="bullet"/>
+      <w:lvlText w:val=""/>
+      <w:lvlJc w:val="left"/>
+      <w:pPr>
+        <w:tabs>
+          <w:tab w:val="num" w:pos="6480"/>
+        </w:tabs>
+        <w:ind w:left="6480" w:hanging="360"/>
+      </w:pPr>
+      <w:rPr>
+        <w:rFonts w:ascii="Wingdings" w:hAnsi="Wingdings" w:hint="default"/>
+        <w:sz w:val="20"/>
+      </w:rPr>
+    </w:lvl>
+  </w:abstractNum>
+  <w:abstractNum w:abstractNumId="9" w15:restartNumberingAfterBreak="0">
     <w:nsid w:val="7F635B39"/>
     <w:multiLevelType w:val="multilevel"/>
     <w:tmpl w:val="B2446B88"/>
@@ -2817,16 +3869,31 @@
     <w:abstractNumId w:val="1"/>
   </w:num>
   <w:num w:numId="2" w16cid:durableId="1978023155">
-    <w:abstractNumId w:val="2"/>
+    <w:abstractNumId w:val="3"/>
   </w:num>
   <w:num w:numId="3" w16cid:durableId="1382510542">
-    <w:abstractNumId w:val="4"/>
+    <w:abstractNumId w:val="9"/>
   </w:num>
   <w:num w:numId="4" w16cid:durableId="1525702686">
     <w:abstractNumId w:val="0"/>
   </w:num>
   <w:num w:numId="5" w16cid:durableId="1757432379">
-    <w:abstractNumId w:val="3"/>
+    <w:abstractNumId w:val="4"/>
+  </w:num>
+  <w:num w:numId="6" w16cid:durableId="740250971">
+    <w:abstractNumId w:val="8"/>
+  </w:num>
+  <w:num w:numId="7" w16cid:durableId="1040127768">
+    <w:abstractNumId w:val="7"/>
+  </w:num>
+  <w:num w:numId="8" w16cid:durableId="1728258188">
+    <w:abstractNumId w:val="2"/>
+  </w:num>
+  <w:num w:numId="9" w16cid:durableId="219557659">
+    <w:abstractNumId w:val="5"/>
+  </w:num>
+  <w:num w:numId="10" w16cid:durableId="386103308">
+    <w:abstractNumId w:val="6"/>
   </w:num>
 </w:numbering>
 </file>
